--- a/TS-Kramam/TS-4.1/TS 4.1 Tamil Krama Paatam Corrections.docx
+++ b/TS-Kramam/TS-4.1/TS 4.1 Tamil Krama Paatam Corrections.docx
@@ -1,6 +1,6 @@
 
 <file path=word/document.xml><?xml version="1.0" encoding="utf-8"?>
-<w:document xmlns:wpc="http://schemas.microsoft.com/office/word/2010/wordprocessingCanvas" xmlns:cx="http://schemas.microsoft.com/office/drawing/2014/chartex" xmlns:cx1="http://schemas.microsoft.com/office/drawing/2015/9/8/chartex" xmlns:cx2="http://schemas.microsoft.com/office/drawing/2015/10/21/chartex" xmlns:cx3="http://schemas.microsoft.com/office/drawing/2016/5/9/chartex" xmlns:cx4="http://schemas.microsoft.com/office/drawing/2016/5/10/chartex" xmlns:cx5="http://schemas.microsoft.com/office/drawing/2016/5/11/chartex" xmlns:cx6="http://schemas.microsoft.com/office/drawing/2016/5/12/chartex" xmlns:cx7="http://schemas.microsoft.com/office/drawing/2016/5/13/chartex" xmlns:cx8="http://schemas.microsoft.com/office/drawing/2016/5/14/chartex" xmlns:mc="http://schemas.openxmlformats.org/markup-compatibility/2006" xmlns:aink="http://schemas.microsoft.com/office/drawing/2016/ink" xmlns:am3d="http://schemas.microsoft.com/office/drawing/2017/model3d" xmlns:o="urn:schemas-microsoft-com:office:office" xmlns:oel="http://schemas.microsoft.com/office/2019/extlst" xmlns:r="http://schemas.openxmlformats.org/officeDocument/2006/relationships" xmlns:m="http://schemas.openxmlformats.org/officeDocument/2006/math" xmlns:v="urn:schemas-microsoft-com:vml" xmlns:wp14="http://schemas.microsoft.com/office/word/2010/wordprocessingDrawing" xmlns:wp="http://schemas.openxmlformats.org/drawingml/2006/wordprocessingDrawing" xmlns:w10="urn:schemas-microsoft-com:office:word" xmlns:w="http://schemas.openxmlformats.org/wordprocessingml/2006/main" xmlns:w14="http://schemas.microsoft.com/office/word/2010/wordml" xmlns:w15="http://schemas.microsoft.com/office/word/2012/wordml" xmlns:w16cei="http://schemas.microsoft.com/office/word/2026/wordml/cei" xmlns:w16cex="http://schemas.microsoft.com/office/word/2018/wordml/cex" xmlns:w16cid="http://schemas.microsoft.com/office/word/2016/wordml/cid" xmlns:w16="http://schemas.microsoft.com/office/word/2018/wordml" xmlns:w16du="http://schemas.microsoft.com/office/word/2023/wordml/word16du" xmlns:w16sdtdh="http://schemas.microsoft.com/office/word/2020/wordml/sdtdatahash" xmlns:w16sdtfl="http://schemas.microsoft.com/office/word/2024/wordml/sdtformatlock" xmlns:w16se="http://schemas.microsoft.com/office/word/2015/wordml/symex" xmlns:wpg="http://schemas.microsoft.com/office/word/2010/wordprocessingGroup" xmlns:wpi="http://schemas.microsoft.com/office/word/2010/wordprocessingInk" xmlns:wne="http://schemas.microsoft.com/office/word/2006/wordml" xmlns:wps="http://schemas.microsoft.com/office/word/2010/wordprocessingShape" mc:Ignorable="w14 w15 w16se w16cid w16 w16cex w16sdtdh w16sdtfl w16du wp14">
+<w:document xmlns:wpc="http://schemas.microsoft.com/office/word/2010/wordprocessingCanvas" xmlns:cx="http://schemas.microsoft.com/office/drawing/2014/chartex" xmlns:cx1="http://schemas.microsoft.com/office/drawing/2015/9/8/chartex" xmlns:cx2="http://schemas.microsoft.com/office/drawing/2015/10/21/chartex" xmlns:cx3="http://schemas.microsoft.com/office/drawing/2016/5/9/chartex" xmlns:cx4="http://schemas.microsoft.com/office/drawing/2016/5/10/chartex" xmlns:cx5="http://schemas.microsoft.com/office/drawing/2016/5/11/chartex" xmlns:cx6="http://schemas.microsoft.com/office/drawing/2016/5/12/chartex" xmlns:cx7="http://schemas.microsoft.com/office/drawing/2016/5/13/chartex" xmlns:cx8="http://schemas.microsoft.com/office/drawing/2016/5/14/chartex" xmlns:mc="http://schemas.openxmlformats.org/markup-compatibility/2006" xmlns:aink="http://schemas.microsoft.com/office/drawing/2016/ink" xmlns:am3d="http://schemas.microsoft.com/office/drawing/2017/model3d" xmlns:o="urn:schemas-microsoft-com:office:office" xmlns:oel="http://schemas.microsoft.com/office/2019/extlst" xmlns:r="http://schemas.openxmlformats.org/officeDocument/2006/relationships" xmlns:m="http://schemas.openxmlformats.org/officeDocument/2006/math" xmlns:v="urn:schemas-microsoft-com:vml" xmlns:wp14="http://schemas.microsoft.com/office/word/2010/wordprocessingDrawing" xmlns:wp="http://schemas.openxmlformats.org/drawingml/2006/wordprocessingDrawing" xmlns:w10="urn:schemas-microsoft-com:office:word" xmlns:w="http://schemas.openxmlformats.org/wordprocessingml/2006/main" xmlns:w14="http://schemas.microsoft.com/office/word/2010/wordml" xmlns:w15="http://schemas.microsoft.com/office/word/2012/wordml" xmlns:w16cex="http://schemas.microsoft.com/office/word/2018/wordml/cex" xmlns:w16cid="http://schemas.microsoft.com/office/word/2016/wordml/cid" xmlns:w16="http://schemas.microsoft.com/office/word/2018/wordml" xmlns:w16du="http://schemas.microsoft.com/office/word/2023/wordml/word16du" xmlns:w16sdtdh="http://schemas.microsoft.com/office/word/2020/wordml/sdtdatahash" xmlns:w16sdtfl="http://schemas.microsoft.com/office/word/2024/wordml/sdtformatlock" xmlns:w16se="http://schemas.microsoft.com/office/word/2015/wordml/symex" xmlns:wpg="http://schemas.microsoft.com/office/word/2010/wordprocessingGroup" xmlns:wpi="http://schemas.microsoft.com/office/word/2010/wordprocessingInk" xmlns:wne="http://schemas.microsoft.com/office/word/2006/wordml" xmlns:wps="http://schemas.microsoft.com/office/word/2010/wordprocessingShape" mc:Ignorable="w14 w15 w16se w16cid w16 w16cex w16sdtdh w16sdtfl w16du wp14">
   <w:body>
     <w:p>
       <w:pPr>
@@ -281,16 +281,7 @@
                 <w:sz w:val="28"/>
                 <w:szCs w:val="32"/>
               </w:rPr>
-              <w:t>4</w:t>
-            </w:r>
-            <w:r>
-              <w:rPr>
-                <w:rFonts w:cs="Arial"/>
-                <w:b/>
-                <w:sz w:val="28"/>
-                <w:szCs w:val="32"/>
-              </w:rPr>
-              <w:t>.2</w:t>
+              <w:t>4.2</w:t>
             </w:r>
             <w:r>
               <w:rPr>
@@ -873,6 +864,611 @@
                 <w:lang w:bidi="ta-IN"/>
               </w:rPr>
               <w:t xml:space="preserve"> |</w:t>
+            </w:r>
+          </w:p>
+        </w:tc>
+      </w:tr>
+      <w:tr>
+        <w:trPr>
+          <w:trHeight w:val="1391"/>
+        </w:trPr>
+        <w:tc>
+          <w:tcPr>
+            <w:tcW w:w="3999" w:type="dxa"/>
+            <w:tcBorders>
+              <w:top w:val="single" w:sz="4" w:space="0" w:color="000000"/>
+              <w:left w:val="single" w:sz="4" w:space="0" w:color="000000"/>
+              <w:bottom w:val="single" w:sz="4" w:space="0" w:color="000000"/>
+              <w:right w:val="single" w:sz="4" w:space="0" w:color="000000"/>
+            </w:tcBorders>
+          </w:tcPr>
+          <w:p>
+            <w:pPr>
+              <w:widowControl w:val="0"/>
+              <w:tabs>
+                <w:tab w:val="left" w:pos="993"/>
+              </w:tabs>
+              <w:autoSpaceDE w:val="0"/>
+              <w:autoSpaceDN w:val="0"/>
+              <w:adjustRightInd w:val="0"/>
+              <w:spacing w:before="0" w:line="240" w:lineRule="auto"/>
+              <w:ind w:right="297"/>
+              <w:rPr>
+                <w:rFonts w:cs="Arial"/>
+                <w:b/>
+                <w:sz w:val="28"/>
+                <w:szCs w:val="32"/>
+              </w:rPr>
+            </w:pPr>
+            <w:r>
+              <w:rPr>
+                <w:rFonts w:cs="Arial"/>
+                <w:b/>
+                <w:sz w:val="28"/>
+                <w:szCs w:val="32"/>
+              </w:rPr>
+              <w:t>T.S.4.1.</w:t>
+            </w:r>
+            <w:r>
+              <w:rPr>
+                <w:rFonts w:cs="Arial"/>
+                <w:b/>
+                <w:sz w:val="28"/>
+                <w:szCs w:val="32"/>
+              </w:rPr>
+              <w:t>4.3</w:t>
+            </w:r>
+            <w:r>
+              <w:rPr>
+                <w:rFonts w:cs="Arial"/>
+                <w:b/>
+                <w:sz w:val="28"/>
+                <w:szCs w:val="32"/>
+              </w:rPr>
+              <w:t xml:space="preserve"> – Kramam</w:t>
+            </w:r>
+          </w:p>
+          <w:p>
+            <w:pPr>
+              <w:widowControl w:val="0"/>
+              <w:tabs>
+                <w:tab w:val="left" w:pos="993"/>
+              </w:tabs>
+              <w:autoSpaceDE w:val="0"/>
+              <w:autoSpaceDN w:val="0"/>
+              <w:adjustRightInd w:val="0"/>
+              <w:spacing w:before="0" w:line="240" w:lineRule="auto"/>
+              <w:ind w:right="297"/>
+              <w:rPr>
+                <w:rFonts w:cs="Arial"/>
+                <w:b/>
+                <w:sz w:val="28"/>
+                <w:szCs w:val="32"/>
+                <w:lang w:val="en-IN"/>
+              </w:rPr>
+            </w:pPr>
+            <w:r>
+              <w:rPr>
+                <w:rFonts w:cs="Arial"/>
+                <w:b/>
+                <w:sz w:val="28"/>
+                <w:szCs w:val="32"/>
+                <w:lang w:val="en-IN"/>
+              </w:rPr>
+              <w:t>Krama Vaakyam No. - 14</w:t>
+            </w:r>
+          </w:p>
+          <w:p>
+            <w:pPr>
+              <w:widowControl w:val="0"/>
+              <w:tabs>
+                <w:tab w:val="left" w:pos="993"/>
+              </w:tabs>
+              <w:autoSpaceDE w:val="0"/>
+              <w:autoSpaceDN w:val="0"/>
+              <w:adjustRightInd w:val="0"/>
+              <w:spacing w:before="0" w:line="240" w:lineRule="auto"/>
+              <w:ind w:right="297"/>
+              <w:rPr>
+                <w:rFonts w:cs="Arial"/>
+                <w:b/>
+                <w:sz w:val="28"/>
+                <w:szCs w:val="32"/>
+                <w:lang w:val="it-IT"/>
+              </w:rPr>
+            </w:pPr>
+            <w:r>
+              <w:rPr>
+                <w:rFonts w:cs="Arial"/>
+                <w:b/>
+                <w:sz w:val="28"/>
+                <w:szCs w:val="32"/>
+                <w:lang w:val="it-IT"/>
+              </w:rPr>
+              <w:t>Panchaati No</w:t>
+            </w:r>
+            <w:r>
+              <w:rPr>
+                <w:rFonts w:cs="Arial"/>
+                <w:b/>
+                <w:szCs w:val="32"/>
+                <w:lang w:val="it-IT"/>
+              </w:rPr>
+              <w:t xml:space="preserve">. - </w:t>
+            </w:r>
+            <w:r>
+              <w:rPr>
+                <w:rFonts w:cs="Arial"/>
+                <w:b/>
+                <w:sz w:val="28"/>
+                <w:szCs w:val="32"/>
+                <w:lang w:val="it-IT"/>
+              </w:rPr>
+              <w:t>16</w:t>
+            </w:r>
+          </w:p>
+        </w:tc>
+        <w:tc>
+          <w:tcPr>
+            <w:tcW w:w="5103" w:type="dxa"/>
+            <w:tcBorders>
+              <w:top w:val="single" w:sz="4" w:space="0" w:color="000000"/>
+              <w:left w:val="single" w:sz="4" w:space="0" w:color="000000"/>
+              <w:bottom w:val="single" w:sz="4" w:space="0" w:color="000000"/>
+              <w:right w:val="single" w:sz="4" w:space="0" w:color="000000"/>
+            </w:tcBorders>
+          </w:tcPr>
+          <w:p>
+            <w:pPr>
+              <w:widowControl w:val="0"/>
+              <w:autoSpaceDE w:val="0"/>
+              <w:autoSpaceDN w:val="0"/>
+              <w:adjustRightInd w:val="0"/>
+              <w:spacing w:before="0" w:line="240" w:lineRule="auto"/>
+              <w:rPr>
+                <w:rFonts w:ascii="BRH Malayalam Extra" w:eastAsia="Times New Roman" w:hAnsi="BRH Malayalam Extra" w:cs="BRH Malayalam Extra"/>
+                <w:color w:val="000000"/>
+                <w:sz w:val="40"/>
+                <w:szCs w:val="40"/>
+                <w:lang w:val="it-IT" w:eastAsia="en-IN" w:bidi="ml-IN"/>
+              </w:rPr>
+            </w:pPr>
+            <w:r>
+              <w:rPr>
+                <w:rFonts w:ascii="Latha" w:hAnsi="Latha" w:cs="Latha"/>
+                <w:sz w:val="28"/>
+                <w:szCs w:val="28"/>
+                <w:cs/>
+                <w:lang w:bidi="ta-IN"/>
+              </w:rPr>
+              <w:t>மா</w:t>
+            </w:r>
+            <w:r>
+              <w:rPr>
+                <w:rFonts w:ascii="Latha" w:hAnsi="Latha" w:cs="Latha"/>
+                <w:sz w:val="28"/>
+                <w:szCs w:val="28"/>
+                <w:lang w:val="it-IT" w:bidi="ta-IN"/>
+              </w:rPr>
+              <w:t xml:space="preserve"> </w:t>
+            </w:r>
+            <w:r>
+              <w:rPr>
+                <w:rFonts w:ascii="Latha" w:hAnsi="Latha" w:cs="Latha"/>
+                <w:sz w:val="28"/>
+                <w:szCs w:val="28"/>
+                <w:cs/>
+                <w:lang w:bidi="ta-IN"/>
+              </w:rPr>
+              <w:t>வன</w:t>
+            </w:r>
+            <w:r>
+              <w:rPr>
+                <w:rFonts w:ascii="BRH Tamil Tab Extra" w:hAnsi="BRH Tamil Tab Extra" w:cs="Latha"/>
+                <w:b/>
+                <w:sz w:val="36"/>
+                <w:szCs w:val="28"/>
+                <w:lang w:val="it-IT" w:bidi="ta-IN"/>
+              </w:rPr>
+              <w:t>…</w:t>
+            </w:r>
+            <w:r>
+              <w:rPr>
+                <w:rFonts w:ascii="Latha" w:hAnsi="Latha" w:cs="Latha"/>
+                <w:sz w:val="28"/>
+                <w:szCs w:val="28"/>
+                <w:cs/>
+                <w:lang w:bidi="ta-IN"/>
+              </w:rPr>
+              <w:t>ஸ்பதீன்</w:t>
+            </w:r>
+            <w:r>
+              <w:rPr>
+                <w:rFonts w:ascii="BRH Tamil Tab Extra" w:hAnsi="BRH Tamil Tab Extra" w:cs="Latha"/>
+                <w:b/>
+                <w:sz w:val="36"/>
+                <w:szCs w:val="28"/>
+                <w:lang w:val="it-IT" w:bidi="ta-IN"/>
+              </w:rPr>
+              <w:t>†</w:t>
+            </w:r>
+            <w:r>
+              <w:rPr>
+                <w:rFonts w:ascii="Latha" w:hAnsi="Latha" w:cs="Latha"/>
+                <w:sz w:val="28"/>
+                <w:szCs w:val="28"/>
+                <w:lang w:val="it-IT" w:bidi="ta-IN"/>
+              </w:rPr>
+              <w:t xml:space="preserve"> | </w:t>
+            </w:r>
+            <w:r>
+              <w:rPr>
+                <w:rFonts w:ascii="Latha" w:hAnsi="Latha" w:cs="Latha"/>
+                <w:sz w:val="28"/>
+                <w:szCs w:val="28"/>
+                <w:cs/>
+                <w:lang w:bidi="ta-IN"/>
+              </w:rPr>
+              <w:t>வன</w:t>
+            </w:r>
+            <w:r>
+              <w:rPr>
+                <w:rFonts w:ascii="BRH Tamil Tab Extra" w:hAnsi="BRH Tamil Tab Extra" w:cs="Latha"/>
+                <w:b/>
+                <w:sz w:val="36"/>
+                <w:szCs w:val="28"/>
+                <w:lang w:val="it-IT" w:bidi="ta-IN"/>
+              </w:rPr>
+              <w:t>…</w:t>
+            </w:r>
+            <w:r>
+              <w:rPr>
+                <w:rFonts w:ascii="Latha" w:hAnsi="Latha" w:cs="Latha"/>
+                <w:sz w:val="28"/>
+                <w:szCs w:val="28"/>
+                <w:cs/>
+                <w:lang w:bidi="ta-IN"/>
+              </w:rPr>
+              <w:t>ஸ்பதீ</w:t>
+            </w:r>
+            <w:r>
+              <w:rPr>
+                <w:rFonts w:ascii="BRH Tamil Tab Extra" w:hAnsi="BRH Tamil Tab Extra" w:cs="Latha"/>
+                <w:b/>
+                <w:sz w:val="36"/>
+                <w:szCs w:val="28"/>
+                <w:lang w:val="it-IT" w:bidi="ta-IN"/>
+              </w:rPr>
+              <w:t>…</w:t>
+            </w:r>
+            <w:r>
+              <w:rPr>
+                <w:rFonts w:ascii="Latha" w:hAnsi="Latha" w:cs="Latha"/>
+                <w:sz w:val="28"/>
+                <w:szCs w:val="28"/>
+                <w:cs/>
+                <w:lang w:bidi="ta-IN"/>
+              </w:rPr>
+              <w:t>னி</w:t>
+            </w:r>
+            <w:r>
+              <w:rPr>
+                <w:rFonts w:ascii="Latha" w:hAnsi="Latha" w:cs="Latha"/>
+                <w:sz w:val="28"/>
+                <w:szCs w:val="28"/>
+                <w:highlight w:val="yellow"/>
+                <w:cs/>
+                <w:lang w:bidi="ta-IN"/>
+              </w:rPr>
+              <w:t>தி</w:t>
+            </w:r>
+            <w:r>
+              <w:rPr>
+                <w:rFonts w:ascii="BRH Tamil Tab Extra" w:hAnsi="BRH Tamil Tab Extra" w:cs="Latha"/>
+                <w:b/>
+                <w:sz w:val="36"/>
+                <w:szCs w:val="28"/>
+                <w:highlight w:val="yellow"/>
+                <w:lang w:val="it-IT" w:bidi="ta-IN"/>
+              </w:rPr>
+              <w:t>†</w:t>
+            </w:r>
+            <w:r>
+              <w:rPr>
+                <w:rFonts w:ascii="Latha" w:hAnsi="Latha" w:cs="Latha"/>
+                <w:sz w:val="28"/>
+                <w:szCs w:val="28"/>
+                <w:lang w:val="it-IT" w:bidi="ta-IN"/>
+              </w:rPr>
+              <w:t xml:space="preserve"> </w:t>
+            </w:r>
+            <w:r>
+              <w:rPr>
+                <w:rFonts w:ascii="Latha" w:hAnsi="Latha" w:cs="Latha"/>
+                <w:sz w:val="28"/>
+                <w:szCs w:val="28"/>
+                <w:cs/>
+                <w:lang w:bidi="ta-IN"/>
+              </w:rPr>
+              <w:t>வன</w:t>
+            </w:r>
+            <w:r>
+              <w:rPr>
+                <w:rFonts w:ascii="BRH Tamil Tab Extra" w:hAnsi="BRH Tamil Tab Extra" w:cs="Latha"/>
+                <w:b/>
+                <w:sz w:val="36"/>
+                <w:szCs w:val="28"/>
+                <w:lang w:val="it-IT" w:bidi="ta-IN"/>
+              </w:rPr>
+              <w:t>…</w:t>
+            </w:r>
+            <w:r>
+              <w:rPr>
+                <w:rFonts w:ascii="Latha" w:hAnsi="Latha" w:cs="Latha"/>
+                <w:sz w:val="28"/>
+                <w:szCs w:val="28"/>
+                <w:cs/>
+                <w:lang w:bidi="ta-IN"/>
+              </w:rPr>
+              <w:t>ஸ்பதீன்</w:t>
+            </w:r>
+            <w:r>
+              <w:rPr>
+                <w:rFonts w:ascii="BRH Tamil Tab Extra" w:hAnsi="BRH Tamil Tab Extra" w:cs="Latha"/>
+                <w:b/>
+                <w:sz w:val="36"/>
+                <w:szCs w:val="28"/>
+                <w:lang w:val="it-IT" w:bidi="ta-IN"/>
+              </w:rPr>
+              <w:t>†</w:t>
+            </w:r>
+            <w:r>
+              <w:rPr>
+                <w:rFonts w:ascii="Latha" w:hAnsi="Latha" w:cs="Latha"/>
+                <w:sz w:val="28"/>
+                <w:szCs w:val="28"/>
+                <w:lang w:val="it-IT" w:bidi="ta-IN"/>
+              </w:rPr>
+              <w:t xml:space="preserve"> ||</w:t>
+            </w:r>
+          </w:p>
+        </w:tc>
+        <w:tc>
+          <w:tcPr>
+            <w:tcW w:w="5386" w:type="dxa"/>
+            <w:tcBorders>
+              <w:top w:val="single" w:sz="4" w:space="0" w:color="000000"/>
+              <w:left w:val="single" w:sz="4" w:space="0" w:color="000000"/>
+              <w:bottom w:val="single" w:sz="4" w:space="0" w:color="000000"/>
+              <w:right w:val="single" w:sz="4" w:space="0" w:color="000000"/>
+            </w:tcBorders>
+          </w:tcPr>
+          <w:p>
+            <w:pPr>
+              <w:widowControl w:val="0"/>
+              <w:autoSpaceDE w:val="0"/>
+              <w:autoSpaceDN w:val="0"/>
+              <w:adjustRightInd w:val="0"/>
+              <w:spacing w:before="0" w:line="240" w:lineRule="auto"/>
+              <w:rPr>
+                <w:rFonts w:ascii="Latha" w:hAnsi="Latha" w:cs="Latha"/>
+                <w:sz w:val="28"/>
+                <w:szCs w:val="28"/>
+                <w:lang w:val="it-IT" w:bidi="ta-IN"/>
+              </w:rPr>
+            </w:pPr>
+            <w:r>
+              <w:rPr>
+                <w:rFonts w:ascii="Latha" w:hAnsi="Latha" w:cs="Latha"/>
+                <w:sz w:val="28"/>
+                <w:szCs w:val="28"/>
+                <w:cs/>
+                <w:lang w:bidi="ta-IN"/>
+              </w:rPr>
+              <w:t>மா</w:t>
+            </w:r>
+            <w:r>
+              <w:rPr>
+                <w:rFonts w:ascii="Latha" w:hAnsi="Latha" w:cs="Latha"/>
+                <w:sz w:val="28"/>
+                <w:szCs w:val="28"/>
+                <w:lang w:val="it-IT" w:bidi="ta-IN"/>
+              </w:rPr>
+              <w:t xml:space="preserve"> </w:t>
+            </w:r>
+            <w:r>
+              <w:rPr>
+                <w:rFonts w:ascii="Latha" w:hAnsi="Latha" w:cs="Latha"/>
+                <w:sz w:val="28"/>
+                <w:szCs w:val="28"/>
+                <w:cs/>
+                <w:lang w:bidi="ta-IN"/>
+              </w:rPr>
+              <w:t>வன</w:t>
+            </w:r>
+            <w:r>
+              <w:rPr>
+                <w:rFonts w:ascii="BRH Tamil Tab Extra" w:hAnsi="BRH Tamil Tab Extra" w:cs="Latha"/>
+                <w:b/>
+                <w:sz w:val="36"/>
+                <w:szCs w:val="28"/>
+                <w:lang w:val="it-IT" w:bidi="ta-IN"/>
+              </w:rPr>
+              <w:t>…</w:t>
+            </w:r>
+            <w:r>
+              <w:rPr>
+                <w:rFonts w:ascii="Latha" w:hAnsi="Latha" w:cs="Latha"/>
+                <w:sz w:val="28"/>
+                <w:szCs w:val="28"/>
+                <w:cs/>
+                <w:lang w:bidi="ta-IN"/>
+              </w:rPr>
+              <w:t>ஸ்பதீன்</w:t>
+            </w:r>
+            <w:r>
+              <w:rPr>
+                <w:rFonts w:ascii="BRH Tamil Tab Extra" w:hAnsi="BRH Tamil Tab Extra" w:cs="Latha"/>
+                <w:b/>
+                <w:sz w:val="36"/>
+                <w:szCs w:val="28"/>
+                <w:lang w:val="it-IT" w:bidi="ta-IN"/>
+              </w:rPr>
+              <w:t>†</w:t>
+            </w:r>
+            <w:r>
+              <w:rPr>
+                <w:rFonts w:ascii="Latha" w:hAnsi="Latha" w:cs="Latha"/>
+                <w:sz w:val="28"/>
+                <w:szCs w:val="28"/>
+                <w:lang w:val="it-IT" w:bidi="ta-IN"/>
+              </w:rPr>
+              <w:t xml:space="preserve"> | </w:t>
+            </w:r>
+          </w:p>
+          <w:p>
+            <w:pPr>
+              <w:widowControl w:val="0"/>
+              <w:autoSpaceDE w:val="0"/>
+              <w:autoSpaceDN w:val="0"/>
+              <w:adjustRightInd w:val="0"/>
+              <w:spacing w:before="0" w:line="240" w:lineRule="auto"/>
+              <w:rPr>
+                <w:rFonts w:ascii="BRH Malayalam Extra" w:eastAsia="Times New Roman" w:hAnsi="BRH Malayalam Extra" w:cs="BRH Malayalam Extra"/>
+                <w:color w:val="000000"/>
+                <w:sz w:val="40"/>
+                <w:szCs w:val="40"/>
+                <w:lang w:val="it-IT" w:eastAsia="en-IN" w:bidi="ml-IN"/>
+              </w:rPr>
+            </w:pPr>
+            <w:r>
+              <w:rPr>
+                <w:rFonts w:ascii="Latha" w:hAnsi="Latha" w:cs="Latha"/>
+                <w:sz w:val="28"/>
+                <w:szCs w:val="28"/>
+                <w:cs/>
+                <w:lang w:bidi="ta-IN"/>
+              </w:rPr>
+              <w:t>வன</w:t>
+            </w:r>
+            <w:r>
+              <w:rPr>
+                <w:rFonts w:ascii="BRH Tamil Tab Extra" w:hAnsi="BRH Tamil Tab Extra" w:cs="Latha"/>
+                <w:b/>
+                <w:sz w:val="36"/>
+                <w:szCs w:val="28"/>
+                <w:lang w:val="it-IT" w:bidi="ta-IN"/>
+              </w:rPr>
+              <w:t>…</w:t>
+            </w:r>
+            <w:r>
+              <w:rPr>
+                <w:rFonts w:ascii="Latha" w:hAnsi="Latha" w:cs="Latha"/>
+                <w:sz w:val="28"/>
+                <w:szCs w:val="28"/>
+                <w:cs/>
+                <w:lang w:bidi="ta-IN"/>
+              </w:rPr>
+              <w:t>ஸ்பதீ</w:t>
+            </w:r>
+            <w:r>
+              <w:rPr>
+                <w:rFonts w:ascii="BRH Tamil Tab Extra" w:hAnsi="BRH Tamil Tab Extra" w:cs="Latha"/>
+                <w:b/>
+                <w:sz w:val="36"/>
+                <w:szCs w:val="28"/>
+                <w:lang w:val="it-IT" w:bidi="ta-IN"/>
+              </w:rPr>
+              <w:t>…</w:t>
+            </w:r>
+            <w:r>
+              <w:rPr>
+                <w:rFonts w:ascii="Latha" w:hAnsi="Latha" w:cs="Latha"/>
+                <w:sz w:val="28"/>
+                <w:szCs w:val="28"/>
+                <w:cs/>
+                <w:lang w:bidi="ta-IN"/>
+              </w:rPr>
+              <w:t>னி</w:t>
+            </w:r>
+            <w:r>
+              <w:rPr>
+                <w:rFonts w:ascii="Latha" w:hAnsi="Latha" w:cs="Latha"/>
+                <w:sz w:val="28"/>
+                <w:szCs w:val="28"/>
+                <w:highlight w:val="green"/>
+                <w:cs/>
+                <w:lang w:bidi="ta-IN"/>
+              </w:rPr>
+              <w:t>தி</w:t>
+            </w:r>
+            <w:r>
+              <w:rPr>
+                <w:rFonts w:ascii="BRH Tamil Tab Extra" w:hAnsi="BRH Tamil Tab Extra" w:cs="Latha"/>
+                <w:b/>
+                <w:sz w:val="36"/>
+                <w:szCs w:val="28"/>
+                <w:lang w:val="it-IT" w:bidi="ta-IN"/>
+              </w:rPr>
+              <w:t>…</w:t>
+            </w:r>
+            <w:r>
+              <w:rPr>
+                <w:rFonts w:ascii="Latha" w:hAnsi="Latha" w:cs="Latha"/>
+                <w:sz w:val="28"/>
+                <w:szCs w:val="28"/>
+                <w:lang w:val="it-IT" w:bidi="ta-IN"/>
+              </w:rPr>
+              <w:t xml:space="preserve"> </w:t>
+            </w:r>
+            <w:r>
+              <w:rPr>
+                <w:rFonts w:ascii="Latha" w:hAnsi="Latha" w:cs="Latha"/>
+                <w:sz w:val="28"/>
+                <w:szCs w:val="28"/>
+                <w:cs/>
+                <w:lang w:bidi="ta-IN"/>
+              </w:rPr>
+              <w:t>வன</w:t>
+            </w:r>
+            <w:r>
+              <w:rPr>
+                <w:rFonts w:ascii="BRH Tamil Tab Extra" w:hAnsi="BRH Tamil Tab Extra" w:cs="Latha"/>
+                <w:b/>
+                <w:sz w:val="36"/>
+                <w:szCs w:val="28"/>
+                <w:lang w:val="it-IT" w:bidi="ta-IN"/>
+              </w:rPr>
+              <w:t>…</w:t>
+            </w:r>
+            <w:r>
+              <w:rPr>
+                <w:rFonts w:ascii="Latha" w:hAnsi="Latha" w:cs="Latha"/>
+                <w:sz w:val="28"/>
+                <w:szCs w:val="28"/>
+                <w:cs/>
+                <w:lang w:bidi="ta-IN"/>
+              </w:rPr>
+              <w:t>ஸ்பதீன்</w:t>
+            </w:r>
+            <w:r>
+              <w:rPr>
+                <w:rFonts w:ascii="BRH Tamil Tab Extra" w:hAnsi="BRH Tamil Tab Extra" w:cs="Latha"/>
+                <w:b/>
+                <w:sz w:val="36"/>
+                <w:szCs w:val="28"/>
+                <w:lang w:val="it-IT" w:bidi="ta-IN"/>
+              </w:rPr>
+              <w:t>†</w:t>
+            </w:r>
+            <w:r>
+              <w:rPr>
+                <w:rFonts w:ascii="Latha" w:hAnsi="Latha" w:cs="Latha"/>
+                <w:sz w:val="28"/>
+                <w:szCs w:val="28"/>
+                <w:lang w:val="it-IT" w:bidi="ta-IN"/>
+              </w:rPr>
+              <w:t xml:space="preserve"> ||</w:t>
             </w:r>
           </w:p>
         </w:tc>
@@ -2903,6 +3499,7 @@
                 <w:szCs w:val="32"/>
                 <w:lang w:val="it-IT"/>
               </w:rPr>
+              <w:lastRenderedPageBreak/>
               <w:t>Panchaati No</w:t>
             </w:r>
             <w:r>
@@ -2922,17 +3519,7 @@
                 <w:szCs w:val="32"/>
                 <w:lang w:val="it-IT"/>
               </w:rPr>
-              <w:t>3</w:t>
-            </w:r>
-            <w:r>
-              <w:rPr>
-                <w:rFonts w:cs="Arial"/>
-                <w:b/>
-                <w:sz w:val="28"/>
-                <w:szCs w:val="32"/>
-                <w:lang w:val="it-IT"/>
-              </w:rPr>
-              <w:t>9</w:t>
+              <w:t>39</w:t>
             </w:r>
           </w:p>
         </w:tc>
@@ -2969,6 +3556,7 @@
                 <w:cs/>
                 <w:lang w:bidi="ta-IN"/>
               </w:rPr>
+              <w:lastRenderedPageBreak/>
               <w:t>த்வம்</w:t>
             </w:r>
             <w:r>
@@ -3062,6 +3650,7 @@
                 <w:cs/>
                 <w:lang w:bidi="ta-IN"/>
               </w:rPr>
+              <w:lastRenderedPageBreak/>
               <w:t>கா</w:t>
             </w:r>
             <w:r>
@@ -3245,6 +3834,7 @@
                 <w:cs/>
                 <w:lang w:bidi="ta-IN"/>
               </w:rPr>
+              <w:lastRenderedPageBreak/>
               <w:t>த்வம்</w:t>
             </w:r>
             <w:r>
@@ -3339,6 +3929,7 @@
                 <w:cs/>
                 <w:lang w:bidi="ta-IN"/>
               </w:rPr>
+              <w:lastRenderedPageBreak/>
               <w:t>கா</w:t>
             </w:r>
             <w:r>
@@ -3538,7 +4129,6 @@
           <w:szCs w:val="32"/>
           <w:u w:val="single"/>
         </w:rPr>
-        <w:lastRenderedPageBreak/>
         <w:t xml:space="preserve">TS </w:t>
       </w:r>
       <w:r>
@@ -6360,6 +6950,7 @@
                 <w:sz w:val="28"/>
                 <w:szCs w:val="32"/>
               </w:rPr>
+              <w:lastRenderedPageBreak/>
               <w:t>T.S.4.1.</w:t>
             </w:r>
             <w:r>
@@ -8921,6 +9512,7 @@
                 <w:sz w:val="28"/>
                 <w:szCs w:val="32"/>
               </w:rPr>
+              <w:lastRenderedPageBreak/>
               <w:t>Panchaati No</w:t>
             </w:r>
             <w:r>
@@ -8968,6 +9560,7 @@
                 <w:cs/>
                 <w:lang w:bidi="ta-IN"/>
               </w:rPr>
+              <w:lastRenderedPageBreak/>
               <w:t>உ</w:t>
             </w:r>
             <w:r>
@@ -10325,7 +10918,6 @@
                 <w:sz w:val="28"/>
                 <w:szCs w:val="32"/>
               </w:rPr>
-              <w:lastRenderedPageBreak/>
               <w:t>T.S.4.1.8.5 – Kramam</w:t>
             </w:r>
           </w:p>
@@ -12497,6 +13089,7 @@
                 <w:sz w:val="28"/>
                 <w:szCs w:val="32"/>
               </w:rPr>
+              <w:lastRenderedPageBreak/>
               <w:t>T.S.4.1.9.2 – Kramam</w:t>
             </w:r>
           </w:p>
@@ -13510,7 +14103,6 @@
           <w:szCs w:val="32"/>
           <w:u w:val="single"/>
         </w:rPr>
-        <w:lastRenderedPageBreak/>
         <w:t xml:space="preserve">TS </w:t>
       </w:r>
       <w:r>
@@ -14530,7 +15122,6 @@
               </w:rPr>
               <w:t xml:space="preserve"> </w:t>
             </w:r>
-            <w:proofErr w:type="spellStart"/>
             <w:r>
               <w:rPr>
                 <w:rFonts w:cs="Arial"/>
@@ -14538,17 +15129,7 @@
                 <w:sz w:val="28"/>
                 <w:szCs w:val="28"/>
               </w:rPr>
-              <w:t>Trikrama</w:t>
-            </w:r>
-            <w:proofErr w:type="spellEnd"/>
-            <w:r>
-              <w:rPr>
-                <w:rFonts w:cs="Arial"/>
-                <w:color w:val="000000"/>
-                <w:sz w:val="28"/>
-                <w:szCs w:val="28"/>
-              </w:rPr>
-              <w:t xml:space="preserve"> correction done.</w:t>
+              <w:t>Trikrama correction done.</w:t>
             </w:r>
             <w:r>
               <w:rPr>
@@ -14593,27 +15174,7 @@
                 <w:sz w:val="28"/>
                 <w:szCs w:val="28"/>
               </w:rPr>
-              <w:t xml:space="preserve">’ </w:t>
-            </w:r>
-            <w:proofErr w:type="spellStart"/>
-            <w:r>
-              <w:rPr>
-                <w:rFonts w:cs="Arial"/>
-                <w:color w:val="000000"/>
-                <w:sz w:val="28"/>
-                <w:szCs w:val="28"/>
-              </w:rPr>
-              <w:t>trikramam</w:t>
-            </w:r>
-            <w:proofErr w:type="spellEnd"/>
-            <w:r>
-              <w:rPr>
-                <w:rFonts w:cs="Arial"/>
-                <w:color w:val="000000"/>
-                <w:sz w:val="28"/>
-                <w:szCs w:val="28"/>
-              </w:rPr>
-              <w:t>)</w:t>
+              <w:t>’ trikramam)</w:t>
             </w:r>
           </w:p>
         </w:tc>
@@ -14637,7 +15198,7 @@
 </file>
 
 <file path=word/endnotes.xml><?xml version="1.0" encoding="utf-8"?>
-<w:endnotes xmlns:wpc="http://schemas.microsoft.com/office/word/2010/wordprocessingCanvas" xmlns:cx="http://schemas.microsoft.com/office/drawing/2014/chartex" xmlns:cx1="http://schemas.microsoft.com/office/drawing/2015/9/8/chartex" xmlns:cx2="http://schemas.microsoft.com/office/drawing/2015/10/21/chartex" xmlns:cx3="http://schemas.microsoft.com/office/drawing/2016/5/9/chartex" xmlns:cx4="http://schemas.microsoft.com/office/drawing/2016/5/10/chartex" xmlns:cx5="http://schemas.microsoft.com/office/drawing/2016/5/11/chartex" xmlns:cx6="http://schemas.microsoft.com/office/drawing/2016/5/12/chartex" xmlns:cx7="http://schemas.microsoft.com/office/drawing/2016/5/13/chartex" xmlns:cx8="http://schemas.microsoft.com/office/drawing/2016/5/14/chartex" xmlns:mc="http://schemas.openxmlformats.org/markup-compatibility/2006" xmlns:aink="http://schemas.microsoft.com/office/drawing/2016/ink" xmlns:am3d="http://schemas.microsoft.com/office/drawing/2017/model3d" xmlns:o="urn:schemas-microsoft-com:office:office" xmlns:oel="http://schemas.microsoft.com/office/2019/extlst" xmlns:r="http://schemas.openxmlformats.org/officeDocument/2006/relationships" xmlns:m="http://schemas.openxmlformats.org/officeDocument/2006/math" xmlns:v="urn:schemas-microsoft-com:vml" xmlns:wp14="http://schemas.microsoft.com/office/word/2010/wordprocessingDrawing" xmlns:wp="http://schemas.openxmlformats.org/drawingml/2006/wordprocessingDrawing" xmlns:w10="urn:schemas-microsoft-com:office:word" xmlns:w="http://schemas.openxmlformats.org/wordprocessingml/2006/main" xmlns:w14="http://schemas.microsoft.com/office/word/2010/wordml" xmlns:w15="http://schemas.microsoft.com/office/word/2012/wordml" xmlns:w16cei="http://schemas.microsoft.com/office/word/2026/wordml/cei" xmlns:w16cex="http://schemas.microsoft.com/office/word/2018/wordml/cex" xmlns:w16cid="http://schemas.microsoft.com/office/word/2016/wordml/cid" xmlns:w16="http://schemas.microsoft.com/office/word/2018/wordml" xmlns:w16du="http://schemas.microsoft.com/office/word/2023/wordml/word16du" xmlns:w16sdtdh="http://schemas.microsoft.com/office/word/2020/wordml/sdtdatahash" xmlns:w16sdtfl="http://schemas.microsoft.com/office/word/2024/wordml/sdtformatlock" xmlns:w16se="http://schemas.microsoft.com/office/word/2015/wordml/symex" xmlns:wpg="http://schemas.microsoft.com/office/word/2010/wordprocessingGroup" xmlns:wpi="http://schemas.microsoft.com/office/word/2010/wordprocessingInk" xmlns:wne="http://schemas.microsoft.com/office/word/2006/wordml" xmlns:wps="http://schemas.microsoft.com/office/word/2010/wordprocessingShape" mc:Ignorable="w14 w15 w16se w16cid w16 w16cex w16sdtdh w16sdtfl w16du wp14">
+<w:endnotes xmlns:wpc="http://schemas.microsoft.com/office/word/2010/wordprocessingCanvas" xmlns:cx="http://schemas.microsoft.com/office/drawing/2014/chartex" xmlns:cx1="http://schemas.microsoft.com/office/drawing/2015/9/8/chartex" xmlns:cx2="http://schemas.microsoft.com/office/drawing/2015/10/21/chartex" xmlns:cx3="http://schemas.microsoft.com/office/drawing/2016/5/9/chartex" xmlns:cx4="http://schemas.microsoft.com/office/drawing/2016/5/10/chartex" xmlns:cx5="http://schemas.microsoft.com/office/drawing/2016/5/11/chartex" xmlns:cx6="http://schemas.microsoft.com/office/drawing/2016/5/12/chartex" xmlns:cx7="http://schemas.microsoft.com/office/drawing/2016/5/13/chartex" xmlns:cx8="http://schemas.microsoft.com/office/drawing/2016/5/14/chartex" xmlns:mc="http://schemas.openxmlformats.org/markup-compatibility/2006" xmlns:aink="http://schemas.microsoft.com/office/drawing/2016/ink" xmlns:am3d="http://schemas.microsoft.com/office/drawing/2017/model3d" xmlns:o="urn:schemas-microsoft-com:office:office" xmlns:oel="http://schemas.microsoft.com/office/2019/extlst" xmlns:r="http://schemas.openxmlformats.org/officeDocument/2006/relationships" xmlns:m="http://schemas.openxmlformats.org/officeDocument/2006/math" xmlns:v="urn:schemas-microsoft-com:vml" xmlns:wp14="http://schemas.microsoft.com/office/word/2010/wordprocessingDrawing" xmlns:wp="http://schemas.openxmlformats.org/drawingml/2006/wordprocessingDrawing" xmlns:w10="urn:schemas-microsoft-com:office:word" xmlns:w="http://schemas.openxmlformats.org/wordprocessingml/2006/main" xmlns:w14="http://schemas.microsoft.com/office/word/2010/wordml" xmlns:w15="http://schemas.microsoft.com/office/word/2012/wordml" xmlns:w16cex="http://schemas.microsoft.com/office/word/2018/wordml/cex" xmlns:w16cid="http://schemas.microsoft.com/office/word/2016/wordml/cid" xmlns:w16="http://schemas.microsoft.com/office/word/2018/wordml" xmlns:w16du="http://schemas.microsoft.com/office/word/2023/wordml/word16du" xmlns:w16sdtdh="http://schemas.microsoft.com/office/word/2020/wordml/sdtdatahash" xmlns:w16sdtfl="http://schemas.microsoft.com/office/word/2024/wordml/sdtformatlock" xmlns:w16se="http://schemas.microsoft.com/office/word/2015/wordml/symex" xmlns:wpg="http://schemas.microsoft.com/office/word/2010/wordprocessingGroup" xmlns:wpi="http://schemas.microsoft.com/office/word/2010/wordprocessingInk" xmlns:wne="http://schemas.microsoft.com/office/word/2006/wordml" xmlns:wps="http://schemas.microsoft.com/office/word/2010/wordprocessingShape" mc:Ignorable="w14 w15 w16se w16cid w16 w16cex w16sdtdh w16sdtfl w16du wp14">
   <w:endnote w:type="separator" w:id="-1">
     <w:p>
       <w:pPr>
@@ -14662,7 +15223,7 @@
 </file>
 
 <file path=word/footer1.xml><?xml version="1.0" encoding="utf-8"?>
-<w:ftr xmlns:wpc="http://schemas.microsoft.com/office/word/2010/wordprocessingCanvas" xmlns:cx="http://schemas.microsoft.com/office/drawing/2014/chartex" xmlns:cx1="http://schemas.microsoft.com/office/drawing/2015/9/8/chartex" xmlns:cx2="http://schemas.microsoft.com/office/drawing/2015/10/21/chartex" xmlns:cx3="http://schemas.microsoft.com/office/drawing/2016/5/9/chartex" xmlns:cx4="http://schemas.microsoft.com/office/drawing/2016/5/10/chartex" xmlns:cx5="http://schemas.microsoft.com/office/drawing/2016/5/11/chartex" xmlns:cx6="http://schemas.microsoft.com/office/drawing/2016/5/12/chartex" xmlns:cx7="http://schemas.microsoft.com/office/drawing/2016/5/13/chartex" xmlns:cx8="http://schemas.microsoft.com/office/drawing/2016/5/14/chartex" xmlns:mc="http://schemas.openxmlformats.org/markup-compatibility/2006" xmlns:aink="http://schemas.microsoft.com/office/drawing/2016/ink" xmlns:am3d="http://schemas.microsoft.com/office/drawing/2017/model3d" xmlns:o="urn:schemas-microsoft-com:office:office" xmlns:oel="http://schemas.microsoft.com/office/2019/extlst" xmlns:r="http://schemas.openxmlformats.org/officeDocument/2006/relationships" xmlns:m="http://schemas.openxmlformats.org/officeDocument/2006/math" xmlns:v="urn:schemas-microsoft-com:vml" xmlns:wp14="http://schemas.microsoft.com/office/word/2010/wordprocessingDrawing" xmlns:wp="http://schemas.openxmlformats.org/drawingml/2006/wordprocessingDrawing" xmlns:w10="urn:schemas-microsoft-com:office:word" xmlns:w="http://schemas.openxmlformats.org/wordprocessingml/2006/main" xmlns:w14="http://schemas.microsoft.com/office/word/2010/wordml" xmlns:w15="http://schemas.microsoft.com/office/word/2012/wordml" xmlns:w16cei="http://schemas.microsoft.com/office/word/2026/wordml/cei" xmlns:w16cex="http://schemas.microsoft.com/office/word/2018/wordml/cex" xmlns:w16cid="http://schemas.microsoft.com/office/word/2016/wordml/cid" xmlns:w16="http://schemas.microsoft.com/office/word/2018/wordml" xmlns:w16du="http://schemas.microsoft.com/office/word/2023/wordml/word16du" xmlns:w16sdtdh="http://schemas.microsoft.com/office/word/2020/wordml/sdtdatahash" xmlns:w16sdtfl="http://schemas.microsoft.com/office/word/2024/wordml/sdtformatlock" xmlns:w16se="http://schemas.microsoft.com/office/word/2015/wordml/symex" xmlns:wpg="http://schemas.microsoft.com/office/word/2010/wordprocessingGroup" xmlns:wpi="http://schemas.microsoft.com/office/word/2010/wordprocessingInk" xmlns:wne="http://schemas.microsoft.com/office/word/2006/wordml" xmlns:wps="http://schemas.microsoft.com/office/word/2010/wordprocessingShape" mc:Ignorable="w14 w15 w16se w16cid w16 w16cex w16sdtdh w16sdtfl w16du wp14">
+<w:ftr xmlns:wpc="http://schemas.microsoft.com/office/word/2010/wordprocessingCanvas" xmlns:cx="http://schemas.microsoft.com/office/drawing/2014/chartex" xmlns:cx1="http://schemas.microsoft.com/office/drawing/2015/9/8/chartex" xmlns:cx2="http://schemas.microsoft.com/office/drawing/2015/10/21/chartex" xmlns:cx3="http://schemas.microsoft.com/office/drawing/2016/5/9/chartex" xmlns:cx4="http://schemas.microsoft.com/office/drawing/2016/5/10/chartex" xmlns:cx5="http://schemas.microsoft.com/office/drawing/2016/5/11/chartex" xmlns:cx6="http://schemas.microsoft.com/office/drawing/2016/5/12/chartex" xmlns:cx7="http://schemas.microsoft.com/office/drawing/2016/5/13/chartex" xmlns:cx8="http://schemas.microsoft.com/office/drawing/2016/5/14/chartex" xmlns:mc="http://schemas.openxmlformats.org/markup-compatibility/2006" xmlns:aink="http://schemas.microsoft.com/office/drawing/2016/ink" xmlns:am3d="http://schemas.microsoft.com/office/drawing/2017/model3d" xmlns:o="urn:schemas-microsoft-com:office:office" xmlns:oel="http://schemas.microsoft.com/office/2019/extlst" xmlns:r="http://schemas.openxmlformats.org/officeDocument/2006/relationships" xmlns:m="http://schemas.openxmlformats.org/officeDocument/2006/math" xmlns:v="urn:schemas-microsoft-com:vml" xmlns:wp14="http://schemas.microsoft.com/office/word/2010/wordprocessingDrawing" xmlns:wp="http://schemas.openxmlformats.org/drawingml/2006/wordprocessingDrawing" xmlns:w10="urn:schemas-microsoft-com:office:word" xmlns:w="http://schemas.openxmlformats.org/wordprocessingml/2006/main" xmlns:w14="http://schemas.microsoft.com/office/word/2010/wordml" xmlns:w15="http://schemas.microsoft.com/office/word/2012/wordml" xmlns:w16cex="http://schemas.microsoft.com/office/word/2018/wordml/cex" xmlns:w16cid="http://schemas.microsoft.com/office/word/2016/wordml/cid" xmlns:w16="http://schemas.microsoft.com/office/word/2018/wordml" xmlns:w16du="http://schemas.microsoft.com/office/word/2023/wordml/word16du" xmlns:w16sdtdh="http://schemas.microsoft.com/office/word/2020/wordml/sdtdatahash" xmlns:w16sdtfl="http://schemas.microsoft.com/office/word/2024/wordml/sdtformatlock" xmlns:w16se="http://schemas.microsoft.com/office/word/2015/wordml/symex" xmlns:wpg="http://schemas.microsoft.com/office/word/2010/wordprocessingGroup" xmlns:wpi="http://schemas.microsoft.com/office/word/2010/wordprocessingInk" xmlns:wne="http://schemas.microsoft.com/office/word/2006/wordml" xmlns:wps="http://schemas.microsoft.com/office/word/2010/wordprocessingShape" mc:Ignorable="w14 w15 w16se w16cid w16 w16cex w16sdtdh w16sdtfl w16du wp14">
   <w:p>
     <w:pPr>
       <w:pBdr>
@@ -14819,7 +15380,7 @@
 </file>
 
 <file path=word/footer2.xml><?xml version="1.0" encoding="utf-8"?>
-<w:ftr xmlns:wpc="http://schemas.microsoft.com/office/word/2010/wordprocessingCanvas" xmlns:cx="http://schemas.microsoft.com/office/drawing/2014/chartex" xmlns:cx1="http://schemas.microsoft.com/office/drawing/2015/9/8/chartex" xmlns:cx2="http://schemas.microsoft.com/office/drawing/2015/10/21/chartex" xmlns:cx3="http://schemas.microsoft.com/office/drawing/2016/5/9/chartex" xmlns:cx4="http://schemas.microsoft.com/office/drawing/2016/5/10/chartex" xmlns:cx5="http://schemas.microsoft.com/office/drawing/2016/5/11/chartex" xmlns:cx6="http://schemas.microsoft.com/office/drawing/2016/5/12/chartex" xmlns:cx7="http://schemas.microsoft.com/office/drawing/2016/5/13/chartex" xmlns:cx8="http://schemas.microsoft.com/office/drawing/2016/5/14/chartex" xmlns:mc="http://schemas.openxmlformats.org/markup-compatibility/2006" xmlns:aink="http://schemas.microsoft.com/office/drawing/2016/ink" xmlns:am3d="http://schemas.microsoft.com/office/drawing/2017/model3d" xmlns:o="urn:schemas-microsoft-com:office:office" xmlns:oel="http://schemas.microsoft.com/office/2019/extlst" xmlns:r="http://schemas.openxmlformats.org/officeDocument/2006/relationships" xmlns:m="http://schemas.openxmlformats.org/officeDocument/2006/math" xmlns:v="urn:schemas-microsoft-com:vml" xmlns:wp14="http://schemas.microsoft.com/office/word/2010/wordprocessingDrawing" xmlns:wp="http://schemas.openxmlformats.org/drawingml/2006/wordprocessingDrawing" xmlns:w10="urn:schemas-microsoft-com:office:word" xmlns:w="http://schemas.openxmlformats.org/wordprocessingml/2006/main" xmlns:w14="http://schemas.microsoft.com/office/word/2010/wordml" xmlns:w15="http://schemas.microsoft.com/office/word/2012/wordml" xmlns:w16cei="http://schemas.microsoft.com/office/word/2026/wordml/cei" xmlns:w16cex="http://schemas.microsoft.com/office/word/2018/wordml/cex" xmlns:w16cid="http://schemas.microsoft.com/office/word/2016/wordml/cid" xmlns:w16="http://schemas.microsoft.com/office/word/2018/wordml" xmlns:w16du="http://schemas.microsoft.com/office/word/2023/wordml/word16du" xmlns:w16sdtdh="http://schemas.microsoft.com/office/word/2020/wordml/sdtdatahash" xmlns:w16sdtfl="http://schemas.microsoft.com/office/word/2024/wordml/sdtformatlock" xmlns:w16se="http://schemas.microsoft.com/office/word/2015/wordml/symex" xmlns:wpg="http://schemas.microsoft.com/office/word/2010/wordprocessingGroup" xmlns:wpi="http://schemas.microsoft.com/office/word/2010/wordprocessingInk" xmlns:wne="http://schemas.microsoft.com/office/word/2006/wordml" xmlns:wps="http://schemas.microsoft.com/office/word/2010/wordprocessingShape" mc:Ignorable="w14 w15 w16se w16cid w16 w16cex w16sdtdh w16sdtfl w16du wp14">
+<w:ftr xmlns:wpc="http://schemas.microsoft.com/office/word/2010/wordprocessingCanvas" xmlns:cx="http://schemas.microsoft.com/office/drawing/2014/chartex" xmlns:cx1="http://schemas.microsoft.com/office/drawing/2015/9/8/chartex" xmlns:cx2="http://schemas.microsoft.com/office/drawing/2015/10/21/chartex" xmlns:cx3="http://schemas.microsoft.com/office/drawing/2016/5/9/chartex" xmlns:cx4="http://schemas.microsoft.com/office/drawing/2016/5/10/chartex" xmlns:cx5="http://schemas.microsoft.com/office/drawing/2016/5/11/chartex" xmlns:cx6="http://schemas.microsoft.com/office/drawing/2016/5/12/chartex" xmlns:cx7="http://schemas.microsoft.com/office/drawing/2016/5/13/chartex" xmlns:cx8="http://schemas.microsoft.com/office/drawing/2016/5/14/chartex" xmlns:mc="http://schemas.openxmlformats.org/markup-compatibility/2006" xmlns:aink="http://schemas.microsoft.com/office/drawing/2016/ink" xmlns:am3d="http://schemas.microsoft.com/office/drawing/2017/model3d" xmlns:o="urn:schemas-microsoft-com:office:office" xmlns:oel="http://schemas.microsoft.com/office/2019/extlst" xmlns:r="http://schemas.openxmlformats.org/officeDocument/2006/relationships" xmlns:m="http://schemas.openxmlformats.org/officeDocument/2006/math" xmlns:v="urn:schemas-microsoft-com:vml" xmlns:wp14="http://schemas.microsoft.com/office/word/2010/wordprocessingDrawing" xmlns:wp="http://schemas.openxmlformats.org/drawingml/2006/wordprocessingDrawing" xmlns:w10="urn:schemas-microsoft-com:office:word" xmlns:w="http://schemas.openxmlformats.org/wordprocessingml/2006/main" xmlns:w14="http://schemas.microsoft.com/office/word/2010/wordml" xmlns:w15="http://schemas.microsoft.com/office/word/2012/wordml" xmlns:w16cex="http://schemas.microsoft.com/office/word/2018/wordml/cex" xmlns:w16cid="http://schemas.microsoft.com/office/word/2016/wordml/cid" xmlns:w16="http://schemas.microsoft.com/office/word/2018/wordml" xmlns:w16du="http://schemas.microsoft.com/office/word/2023/wordml/word16du" xmlns:w16sdtdh="http://schemas.microsoft.com/office/word/2020/wordml/sdtdatahash" xmlns:w16sdtfl="http://schemas.microsoft.com/office/word/2024/wordml/sdtformatlock" xmlns:w16se="http://schemas.microsoft.com/office/word/2015/wordml/symex" xmlns:wpg="http://schemas.microsoft.com/office/word/2010/wordprocessingGroup" xmlns:wpi="http://schemas.microsoft.com/office/word/2010/wordprocessingInk" xmlns:wne="http://schemas.microsoft.com/office/word/2006/wordml" xmlns:wps="http://schemas.microsoft.com/office/word/2010/wordprocessingShape" mc:Ignorable="w14 w15 w16se w16cid w16 w16cex w16sdtdh w16sdtfl w16du wp14">
   <w:p>
     <w:pPr>
       <w:pBdr>
@@ -15035,7 +15596,7 @@
 </file>
 
 <file path=word/footer3.xml><?xml version="1.0" encoding="utf-8"?>
-<w:ftr xmlns:wpc="http://schemas.microsoft.com/office/word/2010/wordprocessingCanvas" xmlns:cx="http://schemas.microsoft.com/office/drawing/2014/chartex" xmlns:cx1="http://schemas.microsoft.com/office/drawing/2015/9/8/chartex" xmlns:cx2="http://schemas.microsoft.com/office/drawing/2015/10/21/chartex" xmlns:cx3="http://schemas.microsoft.com/office/drawing/2016/5/9/chartex" xmlns:cx4="http://schemas.microsoft.com/office/drawing/2016/5/10/chartex" xmlns:cx5="http://schemas.microsoft.com/office/drawing/2016/5/11/chartex" xmlns:cx6="http://schemas.microsoft.com/office/drawing/2016/5/12/chartex" xmlns:cx7="http://schemas.microsoft.com/office/drawing/2016/5/13/chartex" xmlns:cx8="http://schemas.microsoft.com/office/drawing/2016/5/14/chartex" xmlns:mc="http://schemas.openxmlformats.org/markup-compatibility/2006" xmlns:aink="http://schemas.microsoft.com/office/drawing/2016/ink" xmlns:am3d="http://schemas.microsoft.com/office/drawing/2017/model3d" xmlns:o="urn:schemas-microsoft-com:office:office" xmlns:oel="http://schemas.microsoft.com/office/2019/extlst" xmlns:r="http://schemas.openxmlformats.org/officeDocument/2006/relationships" xmlns:m="http://schemas.openxmlformats.org/officeDocument/2006/math" xmlns:v="urn:schemas-microsoft-com:vml" xmlns:wp14="http://schemas.microsoft.com/office/word/2010/wordprocessingDrawing" xmlns:wp="http://schemas.openxmlformats.org/drawingml/2006/wordprocessingDrawing" xmlns:w10="urn:schemas-microsoft-com:office:word" xmlns:w="http://schemas.openxmlformats.org/wordprocessingml/2006/main" xmlns:w14="http://schemas.microsoft.com/office/word/2010/wordml" xmlns:w15="http://schemas.microsoft.com/office/word/2012/wordml" xmlns:w16cei="http://schemas.microsoft.com/office/word/2026/wordml/cei" xmlns:w16cex="http://schemas.microsoft.com/office/word/2018/wordml/cex" xmlns:w16cid="http://schemas.microsoft.com/office/word/2016/wordml/cid" xmlns:w16="http://schemas.microsoft.com/office/word/2018/wordml" xmlns:w16du="http://schemas.microsoft.com/office/word/2023/wordml/word16du" xmlns:w16sdtdh="http://schemas.microsoft.com/office/word/2020/wordml/sdtdatahash" xmlns:w16sdtfl="http://schemas.microsoft.com/office/word/2024/wordml/sdtformatlock" xmlns:w16se="http://schemas.microsoft.com/office/word/2015/wordml/symex" xmlns:wpg="http://schemas.microsoft.com/office/word/2010/wordprocessingGroup" xmlns:wpi="http://schemas.microsoft.com/office/word/2010/wordprocessingInk" xmlns:wne="http://schemas.microsoft.com/office/word/2006/wordml" xmlns:wps="http://schemas.microsoft.com/office/word/2010/wordprocessingShape" mc:Ignorable="w14 w15 w16se w16cid w16 w16cex w16sdtdh w16sdtfl w16du wp14">
+<w:ftr xmlns:wpc="http://schemas.microsoft.com/office/word/2010/wordprocessingCanvas" xmlns:cx="http://schemas.microsoft.com/office/drawing/2014/chartex" xmlns:cx1="http://schemas.microsoft.com/office/drawing/2015/9/8/chartex" xmlns:cx2="http://schemas.microsoft.com/office/drawing/2015/10/21/chartex" xmlns:cx3="http://schemas.microsoft.com/office/drawing/2016/5/9/chartex" xmlns:cx4="http://schemas.microsoft.com/office/drawing/2016/5/10/chartex" xmlns:cx5="http://schemas.microsoft.com/office/drawing/2016/5/11/chartex" xmlns:cx6="http://schemas.microsoft.com/office/drawing/2016/5/12/chartex" xmlns:cx7="http://schemas.microsoft.com/office/drawing/2016/5/13/chartex" xmlns:cx8="http://schemas.microsoft.com/office/drawing/2016/5/14/chartex" xmlns:mc="http://schemas.openxmlformats.org/markup-compatibility/2006" xmlns:aink="http://schemas.microsoft.com/office/drawing/2016/ink" xmlns:am3d="http://schemas.microsoft.com/office/drawing/2017/model3d" xmlns:o="urn:schemas-microsoft-com:office:office" xmlns:oel="http://schemas.microsoft.com/office/2019/extlst" xmlns:r="http://schemas.openxmlformats.org/officeDocument/2006/relationships" xmlns:m="http://schemas.openxmlformats.org/officeDocument/2006/math" xmlns:v="urn:schemas-microsoft-com:vml" xmlns:wp14="http://schemas.microsoft.com/office/word/2010/wordprocessingDrawing" xmlns:wp="http://schemas.openxmlformats.org/drawingml/2006/wordprocessingDrawing" xmlns:w10="urn:schemas-microsoft-com:office:word" xmlns:w="http://schemas.openxmlformats.org/wordprocessingml/2006/main" xmlns:w14="http://schemas.microsoft.com/office/word/2010/wordml" xmlns:w15="http://schemas.microsoft.com/office/word/2012/wordml" xmlns:w16cex="http://schemas.microsoft.com/office/word/2018/wordml/cex" xmlns:w16cid="http://schemas.microsoft.com/office/word/2016/wordml/cid" xmlns:w16="http://schemas.microsoft.com/office/word/2018/wordml" xmlns:w16du="http://schemas.microsoft.com/office/word/2023/wordml/word16du" xmlns:w16sdtdh="http://schemas.microsoft.com/office/word/2020/wordml/sdtdatahash" xmlns:w16sdtfl="http://schemas.microsoft.com/office/word/2024/wordml/sdtformatlock" xmlns:w16se="http://schemas.microsoft.com/office/word/2015/wordml/symex" xmlns:wpg="http://schemas.microsoft.com/office/word/2010/wordprocessingGroup" xmlns:wpi="http://schemas.microsoft.com/office/word/2010/wordprocessingInk" xmlns:wne="http://schemas.microsoft.com/office/word/2006/wordml" xmlns:wps="http://schemas.microsoft.com/office/word/2010/wordprocessingShape" mc:Ignorable="w14 w15 w16se w16cid w16 w16cex w16sdtdh w16sdtfl w16du wp14">
   <w:p>
     <w:pPr>
       <w:pStyle w:val="Footer"/>
@@ -15045,7 +15606,7 @@
 </file>
 
 <file path=word/footnotes.xml><?xml version="1.0" encoding="utf-8"?>
-<w:footnotes xmlns:wpc="http://schemas.microsoft.com/office/word/2010/wordprocessingCanvas" xmlns:cx="http://schemas.microsoft.com/office/drawing/2014/chartex" xmlns:cx1="http://schemas.microsoft.com/office/drawing/2015/9/8/chartex" xmlns:cx2="http://schemas.microsoft.com/office/drawing/2015/10/21/chartex" xmlns:cx3="http://schemas.microsoft.com/office/drawing/2016/5/9/chartex" xmlns:cx4="http://schemas.microsoft.com/office/drawing/2016/5/10/chartex" xmlns:cx5="http://schemas.microsoft.com/office/drawing/2016/5/11/chartex" xmlns:cx6="http://schemas.microsoft.com/office/drawing/2016/5/12/chartex" xmlns:cx7="http://schemas.microsoft.com/office/drawing/2016/5/13/chartex" xmlns:cx8="http://schemas.microsoft.com/office/drawing/2016/5/14/chartex" xmlns:mc="http://schemas.openxmlformats.org/markup-compatibility/2006" xmlns:aink="http://schemas.microsoft.com/office/drawing/2016/ink" xmlns:am3d="http://schemas.microsoft.com/office/drawing/2017/model3d" xmlns:o="urn:schemas-microsoft-com:office:office" xmlns:oel="http://schemas.microsoft.com/office/2019/extlst" xmlns:r="http://schemas.openxmlformats.org/officeDocument/2006/relationships" xmlns:m="http://schemas.openxmlformats.org/officeDocument/2006/math" xmlns:v="urn:schemas-microsoft-com:vml" xmlns:wp14="http://schemas.microsoft.com/office/word/2010/wordprocessingDrawing" xmlns:wp="http://schemas.openxmlformats.org/drawingml/2006/wordprocessingDrawing" xmlns:w10="urn:schemas-microsoft-com:office:word" xmlns:w="http://schemas.openxmlformats.org/wordprocessingml/2006/main" xmlns:w14="http://schemas.microsoft.com/office/word/2010/wordml" xmlns:w15="http://schemas.microsoft.com/office/word/2012/wordml" xmlns:w16cei="http://schemas.microsoft.com/office/word/2026/wordml/cei" xmlns:w16cex="http://schemas.microsoft.com/office/word/2018/wordml/cex" xmlns:w16cid="http://schemas.microsoft.com/office/word/2016/wordml/cid" xmlns:w16="http://schemas.microsoft.com/office/word/2018/wordml" xmlns:w16du="http://schemas.microsoft.com/office/word/2023/wordml/word16du" xmlns:w16sdtdh="http://schemas.microsoft.com/office/word/2020/wordml/sdtdatahash" xmlns:w16sdtfl="http://schemas.microsoft.com/office/word/2024/wordml/sdtformatlock" xmlns:w16se="http://schemas.microsoft.com/office/word/2015/wordml/symex" xmlns:wpg="http://schemas.microsoft.com/office/word/2010/wordprocessingGroup" xmlns:wpi="http://schemas.microsoft.com/office/word/2010/wordprocessingInk" xmlns:wne="http://schemas.microsoft.com/office/word/2006/wordml" xmlns:wps="http://schemas.microsoft.com/office/word/2010/wordprocessingShape" mc:Ignorable="w14 w15 w16se w16cid w16 w16cex w16sdtdh w16sdtfl w16du wp14">
+<w:footnotes xmlns:wpc="http://schemas.microsoft.com/office/word/2010/wordprocessingCanvas" xmlns:cx="http://schemas.microsoft.com/office/drawing/2014/chartex" xmlns:cx1="http://schemas.microsoft.com/office/drawing/2015/9/8/chartex" xmlns:cx2="http://schemas.microsoft.com/office/drawing/2015/10/21/chartex" xmlns:cx3="http://schemas.microsoft.com/office/drawing/2016/5/9/chartex" xmlns:cx4="http://schemas.microsoft.com/office/drawing/2016/5/10/chartex" xmlns:cx5="http://schemas.microsoft.com/office/drawing/2016/5/11/chartex" xmlns:cx6="http://schemas.microsoft.com/office/drawing/2016/5/12/chartex" xmlns:cx7="http://schemas.microsoft.com/office/drawing/2016/5/13/chartex" xmlns:cx8="http://schemas.microsoft.com/office/drawing/2016/5/14/chartex" xmlns:mc="http://schemas.openxmlformats.org/markup-compatibility/2006" xmlns:aink="http://schemas.microsoft.com/office/drawing/2016/ink" xmlns:am3d="http://schemas.microsoft.com/office/drawing/2017/model3d" xmlns:o="urn:schemas-microsoft-com:office:office" xmlns:oel="http://schemas.microsoft.com/office/2019/extlst" xmlns:r="http://schemas.openxmlformats.org/officeDocument/2006/relationships" xmlns:m="http://schemas.openxmlformats.org/officeDocument/2006/math" xmlns:v="urn:schemas-microsoft-com:vml" xmlns:wp14="http://schemas.microsoft.com/office/word/2010/wordprocessingDrawing" xmlns:wp="http://schemas.openxmlformats.org/drawingml/2006/wordprocessingDrawing" xmlns:w10="urn:schemas-microsoft-com:office:word" xmlns:w="http://schemas.openxmlformats.org/wordprocessingml/2006/main" xmlns:w14="http://schemas.microsoft.com/office/word/2010/wordml" xmlns:w15="http://schemas.microsoft.com/office/word/2012/wordml" xmlns:w16cex="http://schemas.microsoft.com/office/word/2018/wordml/cex" xmlns:w16cid="http://schemas.microsoft.com/office/word/2016/wordml/cid" xmlns:w16="http://schemas.microsoft.com/office/word/2018/wordml" xmlns:w16du="http://schemas.microsoft.com/office/word/2023/wordml/word16du" xmlns:w16sdtdh="http://schemas.microsoft.com/office/word/2020/wordml/sdtdatahash" xmlns:w16sdtfl="http://schemas.microsoft.com/office/word/2024/wordml/sdtformatlock" xmlns:w16se="http://schemas.microsoft.com/office/word/2015/wordml/symex" xmlns:wpg="http://schemas.microsoft.com/office/word/2010/wordprocessingGroup" xmlns:wpi="http://schemas.microsoft.com/office/word/2010/wordprocessingInk" xmlns:wne="http://schemas.microsoft.com/office/word/2006/wordml" xmlns:wps="http://schemas.microsoft.com/office/word/2010/wordprocessingShape" mc:Ignorable="w14 w15 w16se w16cid w16 w16cex w16sdtdh w16sdtfl w16du wp14">
   <w:footnote w:type="separator" w:id="-1">
     <w:p>
       <w:pPr>
@@ -15070,7 +15631,7 @@
 </file>
 
 <file path=word/header1.xml><?xml version="1.0" encoding="utf-8"?>
-<w:hdr xmlns:wpc="http://schemas.microsoft.com/office/word/2010/wordprocessingCanvas" xmlns:cx="http://schemas.microsoft.com/office/drawing/2014/chartex" xmlns:cx1="http://schemas.microsoft.com/office/drawing/2015/9/8/chartex" xmlns:cx2="http://schemas.microsoft.com/office/drawing/2015/10/21/chartex" xmlns:cx3="http://schemas.microsoft.com/office/drawing/2016/5/9/chartex" xmlns:cx4="http://schemas.microsoft.com/office/drawing/2016/5/10/chartex" xmlns:cx5="http://schemas.microsoft.com/office/drawing/2016/5/11/chartex" xmlns:cx6="http://schemas.microsoft.com/office/drawing/2016/5/12/chartex" xmlns:cx7="http://schemas.microsoft.com/office/drawing/2016/5/13/chartex" xmlns:cx8="http://schemas.microsoft.com/office/drawing/2016/5/14/chartex" xmlns:mc="http://schemas.openxmlformats.org/markup-compatibility/2006" xmlns:aink="http://schemas.microsoft.com/office/drawing/2016/ink" xmlns:am3d="http://schemas.microsoft.com/office/drawing/2017/model3d" xmlns:o="urn:schemas-microsoft-com:office:office" xmlns:oel="http://schemas.microsoft.com/office/2019/extlst" xmlns:r="http://schemas.openxmlformats.org/officeDocument/2006/relationships" xmlns:m="http://schemas.openxmlformats.org/officeDocument/2006/math" xmlns:v="urn:schemas-microsoft-com:vml" xmlns:wp14="http://schemas.microsoft.com/office/word/2010/wordprocessingDrawing" xmlns:wp="http://schemas.openxmlformats.org/drawingml/2006/wordprocessingDrawing" xmlns:w10="urn:schemas-microsoft-com:office:word" xmlns:w="http://schemas.openxmlformats.org/wordprocessingml/2006/main" xmlns:w14="http://schemas.microsoft.com/office/word/2010/wordml" xmlns:w15="http://schemas.microsoft.com/office/word/2012/wordml" xmlns:w16cei="http://schemas.microsoft.com/office/word/2026/wordml/cei" xmlns:w16cex="http://schemas.microsoft.com/office/word/2018/wordml/cex" xmlns:w16cid="http://schemas.microsoft.com/office/word/2016/wordml/cid" xmlns:w16="http://schemas.microsoft.com/office/word/2018/wordml" xmlns:w16du="http://schemas.microsoft.com/office/word/2023/wordml/word16du" xmlns:w16sdtdh="http://schemas.microsoft.com/office/word/2020/wordml/sdtdatahash" xmlns:w16sdtfl="http://schemas.microsoft.com/office/word/2024/wordml/sdtformatlock" xmlns:w16se="http://schemas.microsoft.com/office/word/2015/wordml/symex" xmlns:wpg="http://schemas.microsoft.com/office/word/2010/wordprocessingGroup" xmlns:wpi="http://schemas.microsoft.com/office/word/2010/wordprocessingInk" xmlns:wne="http://schemas.microsoft.com/office/word/2006/wordml" xmlns:wps="http://schemas.microsoft.com/office/word/2010/wordprocessingShape" mc:Ignorable="w14 w15 w16se w16cid w16 w16cex w16sdtdh w16sdtfl w16du wp14">
+<w:hdr xmlns:wpc="http://schemas.microsoft.com/office/word/2010/wordprocessingCanvas" xmlns:cx="http://schemas.microsoft.com/office/drawing/2014/chartex" xmlns:cx1="http://schemas.microsoft.com/office/drawing/2015/9/8/chartex" xmlns:cx2="http://schemas.microsoft.com/office/drawing/2015/10/21/chartex" xmlns:cx3="http://schemas.microsoft.com/office/drawing/2016/5/9/chartex" xmlns:cx4="http://schemas.microsoft.com/office/drawing/2016/5/10/chartex" xmlns:cx5="http://schemas.microsoft.com/office/drawing/2016/5/11/chartex" xmlns:cx6="http://schemas.microsoft.com/office/drawing/2016/5/12/chartex" xmlns:cx7="http://schemas.microsoft.com/office/drawing/2016/5/13/chartex" xmlns:cx8="http://schemas.microsoft.com/office/drawing/2016/5/14/chartex" xmlns:mc="http://schemas.openxmlformats.org/markup-compatibility/2006" xmlns:aink="http://schemas.microsoft.com/office/drawing/2016/ink" xmlns:am3d="http://schemas.microsoft.com/office/drawing/2017/model3d" xmlns:o="urn:schemas-microsoft-com:office:office" xmlns:oel="http://schemas.microsoft.com/office/2019/extlst" xmlns:r="http://schemas.openxmlformats.org/officeDocument/2006/relationships" xmlns:m="http://schemas.openxmlformats.org/officeDocument/2006/math" xmlns:v="urn:schemas-microsoft-com:vml" xmlns:wp14="http://schemas.microsoft.com/office/word/2010/wordprocessingDrawing" xmlns:wp="http://schemas.openxmlformats.org/drawingml/2006/wordprocessingDrawing" xmlns:w10="urn:schemas-microsoft-com:office:word" xmlns:w="http://schemas.openxmlformats.org/wordprocessingml/2006/main" xmlns:w14="http://schemas.microsoft.com/office/word/2010/wordml" xmlns:w15="http://schemas.microsoft.com/office/word/2012/wordml" xmlns:w16cex="http://schemas.microsoft.com/office/word/2018/wordml/cex" xmlns:w16cid="http://schemas.microsoft.com/office/word/2016/wordml/cid" xmlns:w16="http://schemas.microsoft.com/office/word/2018/wordml" xmlns:w16du="http://schemas.microsoft.com/office/word/2023/wordml/word16du" xmlns:w16sdtdh="http://schemas.microsoft.com/office/word/2020/wordml/sdtdatahash" xmlns:w16sdtfl="http://schemas.microsoft.com/office/word/2024/wordml/sdtformatlock" xmlns:w16se="http://schemas.microsoft.com/office/word/2015/wordml/symex" xmlns:wpg="http://schemas.microsoft.com/office/word/2010/wordprocessingGroup" xmlns:wpi="http://schemas.microsoft.com/office/word/2010/wordprocessingInk" xmlns:wne="http://schemas.microsoft.com/office/word/2006/wordml" xmlns:wps="http://schemas.microsoft.com/office/word/2010/wordprocessingShape" mc:Ignorable="w14 w15 w16se w16cid w16 w16cex w16sdtdh w16sdtfl w16du wp14">
   <w:p>
     <w:pPr>
       <w:pStyle w:val="Header"/>
@@ -15083,7 +15644,7 @@
 </file>
 
 <file path=word/header2.xml><?xml version="1.0" encoding="utf-8"?>
-<w:hdr xmlns:wpc="http://schemas.microsoft.com/office/word/2010/wordprocessingCanvas" xmlns:cx="http://schemas.microsoft.com/office/drawing/2014/chartex" xmlns:cx1="http://schemas.microsoft.com/office/drawing/2015/9/8/chartex" xmlns:cx2="http://schemas.microsoft.com/office/drawing/2015/10/21/chartex" xmlns:cx3="http://schemas.microsoft.com/office/drawing/2016/5/9/chartex" xmlns:cx4="http://schemas.microsoft.com/office/drawing/2016/5/10/chartex" xmlns:cx5="http://schemas.microsoft.com/office/drawing/2016/5/11/chartex" xmlns:cx6="http://schemas.microsoft.com/office/drawing/2016/5/12/chartex" xmlns:cx7="http://schemas.microsoft.com/office/drawing/2016/5/13/chartex" xmlns:cx8="http://schemas.microsoft.com/office/drawing/2016/5/14/chartex" xmlns:mc="http://schemas.openxmlformats.org/markup-compatibility/2006" xmlns:aink="http://schemas.microsoft.com/office/drawing/2016/ink" xmlns:am3d="http://schemas.microsoft.com/office/drawing/2017/model3d" xmlns:o="urn:schemas-microsoft-com:office:office" xmlns:oel="http://schemas.microsoft.com/office/2019/extlst" xmlns:r="http://schemas.openxmlformats.org/officeDocument/2006/relationships" xmlns:m="http://schemas.openxmlformats.org/officeDocument/2006/math" xmlns:v="urn:schemas-microsoft-com:vml" xmlns:wp14="http://schemas.microsoft.com/office/word/2010/wordprocessingDrawing" xmlns:wp="http://schemas.openxmlformats.org/drawingml/2006/wordprocessingDrawing" xmlns:w10="urn:schemas-microsoft-com:office:word" xmlns:w="http://schemas.openxmlformats.org/wordprocessingml/2006/main" xmlns:w14="http://schemas.microsoft.com/office/word/2010/wordml" xmlns:w15="http://schemas.microsoft.com/office/word/2012/wordml" xmlns:w16cei="http://schemas.microsoft.com/office/word/2026/wordml/cei" xmlns:w16cex="http://schemas.microsoft.com/office/word/2018/wordml/cex" xmlns:w16cid="http://schemas.microsoft.com/office/word/2016/wordml/cid" xmlns:w16="http://schemas.microsoft.com/office/word/2018/wordml" xmlns:w16du="http://schemas.microsoft.com/office/word/2023/wordml/word16du" xmlns:w16sdtdh="http://schemas.microsoft.com/office/word/2020/wordml/sdtdatahash" xmlns:w16sdtfl="http://schemas.microsoft.com/office/word/2024/wordml/sdtformatlock" xmlns:w16se="http://schemas.microsoft.com/office/word/2015/wordml/symex" xmlns:wpg="http://schemas.microsoft.com/office/word/2010/wordprocessingGroup" xmlns:wpi="http://schemas.microsoft.com/office/word/2010/wordprocessingInk" xmlns:wne="http://schemas.microsoft.com/office/word/2006/wordml" xmlns:wps="http://schemas.microsoft.com/office/word/2010/wordprocessingShape" mc:Ignorable="w14 w15 w16se w16cid w16 w16cex w16sdtdh w16sdtfl w16du wp14">
+<w:hdr xmlns:wpc="http://schemas.microsoft.com/office/word/2010/wordprocessingCanvas" xmlns:cx="http://schemas.microsoft.com/office/drawing/2014/chartex" xmlns:cx1="http://schemas.microsoft.com/office/drawing/2015/9/8/chartex" xmlns:cx2="http://schemas.microsoft.com/office/drawing/2015/10/21/chartex" xmlns:cx3="http://schemas.microsoft.com/office/drawing/2016/5/9/chartex" xmlns:cx4="http://schemas.microsoft.com/office/drawing/2016/5/10/chartex" xmlns:cx5="http://schemas.microsoft.com/office/drawing/2016/5/11/chartex" xmlns:cx6="http://schemas.microsoft.com/office/drawing/2016/5/12/chartex" xmlns:cx7="http://schemas.microsoft.com/office/drawing/2016/5/13/chartex" xmlns:cx8="http://schemas.microsoft.com/office/drawing/2016/5/14/chartex" xmlns:mc="http://schemas.openxmlformats.org/markup-compatibility/2006" xmlns:aink="http://schemas.microsoft.com/office/drawing/2016/ink" xmlns:am3d="http://schemas.microsoft.com/office/drawing/2017/model3d" xmlns:o="urn:schemas-microsoft-com:office:office" xmlns:oel="http://schemas.microsoft.com/office/2019/extlst" xmlns:r="http://schemas.openxmlformats.org/officeDocument/2006/relationships" xmlns:m="http://schemas.openxmlformats.org/officeDocument/2006/math" xmlns:v="urn:schemas-microsoft-com:vml" xmlns:wp14="http://schemas.microsoft.com/office/word/2010/wordprocessingDrawing" xmlns:wp="http://schemas.openxmlformats.org/drawingml/2006/wordprocessingDrawing" xmlns:w10="urn:schemas-microsoft-com:office:word" xmlns:w="http://schemas.openxmlformats.org/wordprocessingml/2006/main" xmlns:w14="http://schemas.microsoft.com/office/word/2010/wordml" xmlns:w15="http://schemas.microsoft.com/office/word/2012/wordml" xmlns:w16cex="http://schemas.microsoft.com/office/word/2018/wordml/cex" xmlns:w16cid="http://schemas.microsoft.com/office/word/2016/wordml/cid" xmlns:w16="http://schemas.microsoft.com/office/word/2018/wordml" xmlns:w16du="http://schemas.microsoft.com/office/word/2023/wordml/word16du" xmlns:w16sdtdh="http://schemas.microsoft.com/office/word/2020/wordml/sdtdatahash" xmlns:w16sdtfl="http://schemas.microsoft.com/office/word/2024/wordml/sdtformatlock" xmlns:w16se="http://schemas.microsoft.com/office/word/2015/wordml/symex" xmlns:wpg="http://schemas.microsoft.com/office/word/2010/wordprocessingGroup" xmlns:wpi="http://schemas.microsoft.com/office/word/2010/wordprocessingInk" xmlns:wne="http://schemas.microsoft.com/office/word/2006/wordml" xmlns:wps="http://schemas.microsoft.com/office/word/2010/wordprocessingShape" mc:Ignorable="w14 w15 w16se w16cid w16 w16cex w16sdtdh w16sdtfl w16du wp14">
   <w:p>
     <w:pPr>
       <w:pStyle w:val="Header"/>
@@ -15096,7 +15657,7 @@
 </file>
 
 <file path=word/header3.xml><?xml version="1.0" encoding="utf-8"?>
-<w:hdr xmlns:wpc="http://schemas.microsoft.com/office/word/2010/wordprocessingCanvas" xmlns:cx="http://schemas.microsoft.com/office/drawing/2014/chartex" xmlns:cx1="http://schemas.microsoft.com/office/drawing/2015/9/8/chartex" xmlns:cx2="http://schemas.microsoft.com/office/drawing/2015/10/21/chartex" xmlns:cx3="http://schemas.microsoft.com/office/drawing/2016/5/9/chartex" xmlns:cx4="http://schemas.microsoft.com/office/drawing/2016/5/10/chartex" xmlns:cx5="http://schemas.microsoft.com/office/drawing/2016/5/11/chartex" xmlns:cx6="http://schemas.microsoft.com/office/drawing/2016/5/12/chartex" xmlns:cx7="http://schemas.microsoft.com/office/drawing/2016/5/13/chartex" xmlns:cx8="http://schemas.microsoft.com/office/drawing/2016/5/14/chartex" xmlns:mc="http://schemas.openxmlformats.org/markup-compatibility/2006" xmlns:aink="http://schemas.microsoft.com/office/drawing/2016/ink" xmlns:am3d="http://schemas.microsoft.com/office/drawing/2017/model3d" xmlns:o="urn:schemas-microsoft-com:office:office" xmlns:oel="http://schemas.microsoft.com/office/2019/extlst" xmlns:r="http://schemas.openxmlformats.org/officeDocument/2006/relationships" xmlns:m="http://schemas.openxmlformats.org/officeDocument/2006/math" xmlns:v="urn:schemas-microsoft-com:vml" xmlns:wp14="http://schemas.microsoft.com/office/word/2010/wordprocessingDrawing" xmlns:wp="http://schemas.openxmlformats.org/drawingml/2006/wordprocessingDrawing" xmlns:w10="urn:schemas-microsoft-com:office:word" xmlns:w="http://schemas.openxmlformats.org/wordprocessingml/2006/main" xmlns:w14="http://schemas.microsoft.com/office/word/2010/wordml" xmlns:w15="http://schemas.microsoft.com/office/word/2012/wordml" xmlns:w16cei="http://schemas.microsoft.com/office/word/2026/wordml/cei" xmlns:w16cex="http://schemas.microsoft.com/office/word/2018/wordml/cex" xmlns:w16cid="http://schemas.microsoft.com/office/word/2016/wordml/cid" xmlns:w16="http://schemas.microsoft.com/office/word/2018/wordml" xmlns:w16du="http://schemas.microsoft.com/office/word/2023/wordml/word16du" xmlns:w16sdtdh="http://schemas.microsoft.com/office/word/2020/wordml/sdtdatahash" xmlns:w16sdtfl="http://schemas.microsoft.com/office/word/2024/wordml/sdtformatlock" xmlns:w16se="http://schemas.microsoft.com/office/word/2015/wordml/symex" xmlns:wpg="http://schemas.microsoft.com/office/word/2010/wordprocessingGroup" xmlns:wpi="http://schemas.microsoft.com/office/word/2010/wordprocessingInk" xmlns:wne="http://schemas.microsoft.com/office/word/2006/wordml" xmlns:wps="http://schemas.microsoft.com/office/word/2010/wordprocessingShape" mc:Ignorable="w14 w15 w16se w16cid w16 w16cex w16sdtdh w16sdtfl w16du wp14">
+<w:hdr xmlns:wpc="http://schemas.microsoft.com/office/word/2010/wordprocessingCanvas" xmlns:cx="http://schemas.microsoft.com/office/drawing/2014/chartex" xmlns:cx1="http://schemas.microsoft.com/office/drawing/2015/9/8/chartex" xmlns:cx2="http://schemas.microsoft.com/office/drawing/2015/10/21/chartex" xmlns:cx3="http://schemas.microsoft.com/office/drawing/2016/5/9/chartex" xmlns:cx4="http://schemas.microsoft.com/office/drawing/2016/5/10/chartex" xmlns:cx5="http://schemas.microsoft.com/office/drawing/2016/5/11/chartex" xmlns:cx6="http://schemas.microsoft.com/office/drawing/2016/5/12/chartex" xmlns:cx7="http://schemas.microsoft.com/office/drawing/2016/5/13/chartex" xmlns:cx8="http://schemas.microsoft.com/office/drawing/2016/5/14/chartex" xmlns:mc="http://schemas.openxmlformats.org/markup-compatibility/2006" xmlns:aink="http://schemas.microsoft.com/office/drawing/2016/ink" xmlns:am3d="http://schemas.microsoft.com/office/drawing/2017/model3d" xmlns:o="urn:schemas-microsoft-com:office:office" xmlns:oel="http://schemas.microsoft.com/office/2019/extlst" xmlns:r="http://schemas.openxmlformats.org/officeDocument/2006/relationships" xmlns:m="http://schemas.openxmlformats.org/officeDocument/2006/math" xmlns:v="urn:schemas-microsoft-com:vml" xmlns:wp14="http://schemas.microsoft.com/office/word/2010/wordprocessingDrawing" xmlns:wp="http://schemas.openxmlformats.org/drawingml/2006/wordprocessingDrawing" xmlns:w10="urn:schemas-microsoft-com:office:word" xmlns:w="http://schemas.openxmlformats.org/wordprocessingml/2006/main" xmlns:w14="http://schemas.microsoft.com/office/word/2010/wordml" xmlns:w15="http://schemas.microsoft.com/office/word/2012/wordml" xmlns:w16cex="http://schemas.microsoft.com/office/word/2018/wordml/cex" xmlns:w16cid="http://schemas.microsoft.com/office/word/2016/wordml/cid" xmlns:w16="http://schemas.microsoft.com/office/word/2018/wordml" xmlns:w16du="http://schemas.microsoft.com/office/word/2023/wordml/word16du" xmlns:w16sdtdh="http://schemas.microsoft.com/office/word/2020/wordml/sdtdatahash" xmlns:w16sdtfl="http://schemas.microsoft.com/office/word/2024/wordml/sdtformatlock" xmlns:w16se="http://schemas.microsoft.com/office/word/2015/wordml/symex" xmlns:wpg="http://schemas.microsoft.com/office/word/2010/wordprocessingGroup" xmlns:wpi="http://schemas.microsoft.com/office/word/2010/wordprocessingInk" xmlns:wne="http://schemas.microsoft.com/office/word/2006/wordml" xmlns:wps="http://schemas.microsoft.com/office/word/2010/wordprocessingShape" mc:Ignorable="w14 w15 w16se w16cid w16 w16cex w16sdtdh w16sdtfl w16du wp14">
   <w:p>
     <w:pPr>
       <w:pStyle w:val="Header"/>

--- a/TS-Kramam/TS-4.1/TS 4.1 Tamil Krama Paatam Corrections.docx
+++ b/TS-Kramam/TS-4.1/TS 4.1 Tamil Krama Paatam Corrections.docx
@@ -89,10 +89,9 @@
           <w:bCs/>
           <w:sz w:val="32"/>
           <w:szCs w:val="32"/>
-          <w:highlight w:val="red"/>
           <w:u w:val="single"/>
         </w:rPr>
-        <w:t>????</w:t>
+        <w:t>30th Sep 2026</w:t>
       </w:r>
     </w:p>
     <w:p>
@@ -3228,6 +3227,156 @@
               <w:adjustRightInd w:val="0"/>
               <w:spacing w:before="0" w:line="240" w:lineRule="auto"/>
               <w:rPr>
+                <w:rFonts w:ascii="Latha" w:hAnsi="Latha" w:cs="Latha"/>
+                <w:sz w:val="28"/>
+                <w:szCs w:val="28"/>
+                <w:lang w:bidi="ta-IN"/>
+              </w:rPr>
+            </w:pPr>
+            <w:r>
+              <w:rPr>
+                <w:rFonts w:ascii="Latha" w:hAnsi="Latha" w:cs="Latha"/>
+                <w:sz w:val="28"/>
+                <w:szCs w:val="28"/>
+                <w:cs/>
+                <w:lang w:bidi="ta-IN"/>
+              </w:rPr>
+              <w:t>வி</w:t>
+            </w:r>
+            <w:r>
+              <w:rPr>
+                <w:rFonts w:ascii="BRH Tamil Tab Extra" w:hAnsi="BRH Tamil Tab Extra" w:cs="Latha"/>
+                <w:b/>
+                <w:sz w:val="36"/>
+                <w:szCs w:val="28"/>
+                <w:lang w:bidi="ta-IN"/>
+              </w:rPr>
+              <w:t>…</w:t>
+            </w:r>
+            <w:r>
+              <w:rPr>
+                <w:rFonts w:ascii="Latha" w:hAnsi="Latha" w:cs="Latha"/>
+                <w:sz w:val="28"/>
+                <w:szCs w:val="28"/>
+                <w:cs/>
+                <w:lang w:bidi="ta-IN"/>
+              </w:rPr>
+              <w:t>தே</w:t>
+            </w:r>
+            <w:r>
+              <w:rPr>
+                <w:rFonts w:ascii="BRH Tamil Tab Extra" w:hAnsi="BRH Tamil Tab Extra" w:cs="Latha"/>
+                <w:b/>
+                <w:sz w:val="36"/>
+                <w:szCs w:val="28"/>
+                <w:lang w:bidi="ta-IN"/>
+              </w:rPr>
+              <w:t>…</w:t>
+            </w:r>
+            <w:r>
+              <w:rPr>
+                <w:rFonts w:ascii="Latha" w:hAnsi="Latha" w:cs="Latha"/>
+                <w:b/>
+                <w:bCs/>
+                <w:position w:val="-12"/>
+                <w:sz w:val="28"/>
+                <w:szCs w:val="28"/>
+                <w:cs/>
+                <w:lang w:bidi="ta-IN"/>
+              </w:rPr>
+              <w:t>4</w:t>
+            </w:r>
+            <w:r>
+              <w:rPr>
+                <w:rFonts w:ascii="Latha" w:hAnsi="Latha" w:cs="Latha"/>
+                <w:sz w:val="28"/>
+                <w:szCs w:val="28"/>
+                <w:highlight w:val="green"/>
+                <w:cs/>
+                <w:lang w:bidi="ta-IN"/>
+              </w:rPr>
+              <w:t>மே</w:t>
+            </w:r>
+            <w:r>
+              <w:rPr>
+                <w:rFonts w:ascii="Latha" w:hAnsi="Latha" w:cs="Latha"/>
+                <w:sz w:val="28"/>
+                <w:szCs w:val="28"/>
+                <w:cs/>
+                <w:lang w:bidi="ta-IN"/>
+              </w:rPr>
+              <w:t>தி</w:t>
+            </w:r>
+            <w:r>
+              <w:rPr>
+                <w:rFonts w:ascii="BRH Tamil Tab Extra" w:hAnsi="BRH Tamil Tab Extra" w:cs="Latha"/>
+                <w:b/>
+                <w:sz w:val="36"/>
+                <w:szCs w:val="28"/>
+                <w:lang w:bidi="ta-IN"/>
+              </w:rPr>
+              <w:t>†</w:t>
+            </w:r>
+            <w:r>
+              <w:rPr>
+                <w:rFonts w:ascii="Latha" w:hAnsi="Latha" w:cs="Latha"/>
+                <w:sz w:val="28"/>
+                <w:szCs w:val="28"/>
+                <w:lang w:bidi="ta-IN"/>
+              </w:rPr>
+              <w:t xml:space="preserve"> </w:t>
+            </w:r>
+            <w:r>
+              <w:rPr>
+                <w:rFonts w:ascii="Latha" w:hAnsi="Latha" w:cs="Latha"/>
+                <w:sz w:val="28"/>
+                <w:szCs w:val="28"/>
+                <w:cs/>
+                <w:lang w:bidi="ta-IN"/>
+              </w:rPr>
+              <w:t>விதே</w:t>
+            </w:r>
+            <w:r>
+              <w:rPr>
+                <w:rFonts w:ascii="Latha" w:hAnsi="Latha" w:cs="Latha"/>
+                <w:b/>
+                <w:bCs/>
+                <w:position w:val="-12"/>
+                <w:sz w:val="28"/>
+                <w:szCs w:val="28"/>
+                <w:cs/>
+                <w:lang w:bidi="ta-IN"/>
+              </w:rPr>
+              <w:t>4</w:t>
+            </w:r>
+            <w:r>
+              <w:rPr>
+                <w:rFonts w:ascii="Latha" w:hAnsi="Latha" w:cs="Latha"/>
+                <w:sz w:val="28"/>
+                <w:szCs w:val="28"/>
+                <w:cs/>
+                <w:lang w:bidi="ta-IN"/>
+              </w:rPr>
+              <w:t>ம</w:t>
+            </w:r>
+            <w:r>
+              <w:rPr>
+                <w:rFonts w:ascii="Latha" w:hAnsi="Latha" w:cs="Latha"/>
+                <w:sz w:val="28"/>
+                <w:szCs w:val="28"/>
+                <w:lang w:bidi="ta-IN"/>
+              </w:rPr>
+              <w:t xml:space="preserve"> ||</w:t>
+            </w:r>
+          </w:p>
+          <w:p>
+            <w:pPr>
+              <w:widowControl w:val="0"/>
+              <w:autoSpaceDE w:val="0"/>
+              <w:autoSpaceDN w:val="0"/>
+              <w:adjustRightInd w:val="0"/>
+              <w:spacing w:before="0" w:line="240" w:lineRule="auto"/>
+              <w:rPr>
                 <w:rFonts w:ascii="BRH Malayalam Extra" w:eastAsia="Times New Roman" w:hAnsi="BRH Malayalam Extra" w:cs="BRH Malayalam Extra"/>
                 <w:color w:val="000000"/>
                 <w:sz w:val="40"/>
@@ -3235,141 +3384,6 @@
                 <w:lang w:val="en-IN" w:eastAsia="en-IN" w:bidi="ml-IN"/>
               </w:rPr>
             </w:pPr>
-            <w:r>
-              <w:rPr>
-                <w:rFonts w:ascii="Latha" w:hAnsi="Latha" w:cs="Latha"/>
-                <w:sz w:val="28"/>
-                <w:szCs w:val="28"/>
-                <w:cs/>
-                <w:lang w:bidi="ta-IN"/>
-              </w:rPr>
-              <w:t>வி</w:t>
-            </w:r>
-            <w:r>
-              <w:rPr>
-                <w:rFonts w:ascii="BRH Tamil Tab Extra" w:hAnsi="BRH Tamil Tab Extra" w:cs="Latha"/>
-                <w:b/>
-                <w:sz w:val="36"/>
-                <w:szCs w:val="28"/>
-                <w:lang w:bidi="ta-IN"/>
-              </w:rPr>
-              <w:t>…</w:t>
-            </w:r>
-            <w:r>
-              <w:rPr>
-                <w:rFonts w:ascii="Latha" w:hAnsi="Latha" w:cs="Latha"/>
-                <w:sz w:val="28"/>
-                <w:szCs w:val="28"/>
-                <w:cs/>
-                <w:lang w:bidi="ta-IN"/>
-              </w:rPr>
-              <w:t>தே</w:t>
-            </w:r>
-            <w:r>
-              <w:rPr>
-                <w:rFonts w:ascii="BRH Tamil Tab Extra" w:hAnsi="BRH Tamil Tab Extra" w:cs="Latha"/>
-                <w:b/>
-                <w:sz w:val="36"/>
-                <w:szCs w:val="28"/>
-                <w:lang w:bidi="ta-IN"/>
-              </w:rPr>
-              <w:t>…</w:t>
-            </w:r>
-            <w:r>
-              <w:rPr>
-                <w:rFonts w:ascii="Latha" w:hAnsi="Latha" w:cs="Latha"/>
-                <w:b/>
-                <w:bCs/>
-                <w:position w:val="-12"/>
-                <w:sz w:val="28"/>
-                <w:szCs w:val="28"/>
-                <w:cs/>
-                <w:lang w:bidi="ta-IN"/>
-              </w:rPr>
-              <w:t>4</w:t>
-            </w:r>
-            <w:r>
-              <w:rPr>
-                <w:rFonts w:ascii="Latha" w:hAnsi="Latha" w:cs="Latha"/>
-                <w:sz w:val="28"/>
-                <w:szCs w:val="28"/>
-                <w:highlight w:val="green"/>
-                <w:cs/>
-                <w:lang w:bidi="ta-IN"/>
-              </w:rPr>
-              <w:t>மே</w:t>
-            </w:r>
-            <w:r>
-              <w:rPr>
-                <w:rFonts w:ascii="Latha" w:hAnsi="Latha" w:cs="Latha"/>
-                <w:sz w:val="28"/>
-                <w:szCs w:val="28"/>
-                <w:cs/>
-                <w:lang w:bidi="ta-IN"/>
-              </w:rPr>
-              <w:t>தி</w:t>
-            </w:r>
-            <w:r>
-              <w:rPr>
-                <w:rFonts w:ascii="BRH Tamil Tab Extra" w:hAnsi="BRH Tamil Tab Extra" w:cs="Latha"/>
-                <w:b/>
-                <w:sz w:val="36"/>
-                <w:szCs w:val="28"/>
-                <w:lang w:bidi="ta-IN"/>
-              </w:rPr>
-              <w:t>†</w:t>
-            </w:r>
-            <w:r>
-              <w:rPr>
-                <w:rFonts w:ascii="Latha" w:hAnsi="Latha" w:cs="Latha"/>
-                <w:sz w:val="28"/>
-                <w:szCs w:val="28"/>
-                <w:lang w:bidi="ta-IN"/>
-              </w:rPr>
-              <w:t xml:space="preserve"> </w:t>
-            </w:r>
-            <w:r>
-              <w:rPr>
-                <w:rFonts w:ascii="Latha" w:hAnsi="Latha" w:cs="Latha"/>
-                <w:sz w:val="28"/>
-                <w:szCs w:val="28"/>
-                <w:cs/>
-                <w:lang w:bidi="ta-IN"/>
-              </w:rPr>
-              <w:t>விதே</w:t>
-            </w:r>
-            <w:r>
-              <w:rPr>
-                <w:rFonts w:ascii="Latha" w:hAnsi="Latha" w:cs="Latha"/>
-                <w:b/>
-                <w:bCs/>
-                <w:position w:val="-12"/>
-                <w:sz w:val="28"/>
-                <w:szCs w:val="28"/>
-                <w:cs/>
-                <w:lang w:bidi="ta-IN"/>
-              </w:rPr>
-              <w:t>4</w:t>
-            </w:r>
-            <w:r>
-              <w:rPr>
-                <w:rFonts w:ascii="Latha" w:hAnsi="Latha" w:cs="Latha"/>
-                <w:sz w:val="28"/>
-                <w:szCs w:val="28"/>
-                <w:cs/>
-                <w:lang w:bidi="ta-IN"/>
-              </w:rPr>
-              <w:t>ம</w:t>
-            </w:r>
-            <w:r>
-              <w:rPr>
-                <w:rFonts w:ascii="Latha" w:hAnsi="Latha" w:cs="Latha"/>
-                <w:sz w:val="28"/>
-                <w:szCs w:val="28"/>
-                <w:lang w:bidi="ta-IN"/>
-              </w:rPr>
-              <w:t xml:space="preserve"> ||</w:t>
-            </w:r>
           </w:p>
         </w:tc>
       </w:tr>
@@ -3412,6 +3426,7 @@
                 <w:sz w:val="28"/>
                 <w:szCs w:val="32"/>
               </w:rPr>
+              <w:lastRenderedPageBreak/>
               <w:t>T.S.4.1.</w:t>
             </w:r>
             <w:r>
@@ -3499,7 +3514,6 @@
                 <w:szCs w:val="32"/>
                 <w:lang w:val="it-IT"/>
               </w:rPr>
-              <w:lastRenderedPageBreak/>
               <w:t>Panchaati No</w:t>
             </w:r>
             <w:r>
@@ -3556,7 +3570,6 @@
                 <w:cs/>
                 <w:lang w:bidi="ta-IN"/>
               </w:rPr>
-              <w:lastRenderedPageBreak/>
               <w:t>த்வம்</w:t>
             </w:r>
             <w:r>
@@ -3650,7 +3663,6 @@
                 <w:cs/>
                 <w:lang w:bidi="ta-IN"/>
               </w:rPr>
-              <w:lastRenderedPageBreak/>
               <w:t>கா</w:t>
             </w:r>
             <w:r>
@@ -3834,7 +3846,6 @@
                 <w:cs/>
                 <w:lang w:bidi="ta-IN"/>
               </w:rPr>
-              <w:lastRenderedPageBreak/>
               <w:t>த்வம்</w:t>
             </w:r>
             <w:r>
@@ -3929,7 +3940,6 @@
                 <w:cs/>
                 <w:lang w:bidi="ta-IN"/>
               </w:rPr>
-              <w:lastRenderedPageBreak/>
               <w:t>கா</w:t>
             </w:r>
             <w:r>
@@ -4097,10 +4107,7 @@
           <w:u w:val="single"/>
         </w:rPr>
       </w:pPr>
-    </w:p>
-    <w:p>
-      <w:pPr>
-        <w:jc w:val="center"/>
+      <w:r>
         <w:rPr>
           <w:b/>
           <w:bCs/>
@@ -4108,7 +4115,8 @@
           <w:szCs w:val="32"/>
           <w:u w:val="single"/>
         </w:rPr>
-      </w:pPr>
+        <w:t>==========================</w:t>
+      </w:r>
     </w:p>
     <w:p>
       <w:pPr>
@@ -7646,42 +7654,6 @@
           <w:u w:val="single"/>
         </w:rPr>
       </w:pPr>
-    </w:p>
-    <w:p>
-      <w:pPr>
-        <w:jc w:val="center"/>
-        <w:rPr>
-          <w:b/>
-          <w:bCs/>
-          <w:sz w:val="32"/>
-          <w:szCs w:val="32"/>
-          <w:u w:val="single"/>
-        </w:rPr>
-      </w:pPr>
-    </w:p>
-    <w:p>
-      <w:pPr>
-        <w:jc w:val="center"/>
-        <w:rPr>
-          <w:b/>
-          <w:bCs/>
-          <w:sz w:val="32"/>
-          <w:szCs w:val="32"/>
-          <w:u w:val="single"/>
-        </w:rPr>
-      </w:pPr>
-    </w:p>
-    <w:p>
-      <w:pPr>
-        <w:jc w:val="center"/>
-        <w:rPr>
-          <w:b/>
-          <w:bCs/>
-          <w:sz w:val="32"/>
-          <w:szCs w:val="32"/>
-          <w:u w:val="single"/>
-        </w:rPr>
-      </w:pPr>
       <w:r>
         <w:rPr>
           <w:b/>
@@ -7760,7 +7732,29 @@
           <w:szCs w:val="32"/>
           <w:u w:val="single"/>
         </w:rPr>
-        <w:t>31st  Oct 2021</w:t>
+        <w:t>31</w:t>
+      </w:r>
+      <w:proofErr w:type="gramStart"/>
+      <w:r>
+        <w:rPr>
+          <w:b/>
+          <w:bCs/>
+          <w:sz w:val="32"/>
+          <w:szCs w:val="32"/>
+          <w:u w:val="single"/>
+        </w:rPr>
+        <w:t>st  Oct</w:t>
+      </w:r>
+      <w:proofErr w:type="gramEnd"/>
+      <w:r>
+        <w:rPr>
+          <w:b/>
+          <w:bCs/>
+          <w:sz w:val="32"/>
+          <w:szCs w:val="32"/>
+          <w:u w:val="single"/>
+        </w:rPr>
+        <w:t xml:space="preserve"> 2021</w:t>
       </w:r>
     </w:p>
     <w:p>
@@ -9512,7 +9506,6 @@
                 <w:sz w:val="28"/>
                 <w:szCs w:val="32"/>
               </w:rPr>
-              <w:lastRenderedPageBreak/>
               <w:t>Panchaati No</w:t>
             </w:r>
             <w:r>
@@ -9560,7 +9553,6 @@
                 <w:cs/>
                 <w:lang w:bidi="ta-IN"/>
               </w:rPr>
-              <w:lastRenderedPageBreak/>
               <w:t>உ</w:t>
             </w:r>
             <w:r>
@@ -10361,6 +10353,7 @@
                 <w:sz w:val="28"/>
                 <w:szCs w:val="32"/>
               </w:rPr>
+              <w:lastRenderedPageBreak/>
               <w:t>T.S.4.1.7.3 – Kramam</w:t>
             </w:r>
           </w:p>
@@ -13089,7 +13082,6 @@
                 <w:sz w:val="28"/>
                 <w:szCs w:val="32"/>
               </w:rPr>
-              <w:lastRenderedPageBreak/>
               <w:t>T.S.4.1.9.2 – Kramam</w:t>
             </w:r>
           </w:p>
@@ -13939,6 +13931,7 @@
           <w:szCs w:val="40"/>
           <w:lang w:val="en-IN" w:eastAsia="en-IN"/>
         </w:rPr>
+        <w:lastRenderedPageBreak/>
         <w:t>"</w:t>
       </w:r>
       <w:r>
@@ -13983,7 +13976,16 @@
           <w:bCs/>
           <w:sz w:val="32"/>
         </w:rPr>
-        <w:t>replaced with</w:t>
+        <w:t xml:space="preserve">replaced </w:t>
+      </w:r>
+      <w:proofErr w:type="gramStart"/>
+      <w:r>
+        <w:rPr>
+          <w:b/>
+          <w:bCs/>
+          <w:sz w:val="32"/>
+        </w:rPr>
+        <w:t>with</w:t>
       </w:r>
       <w:r>
         <w:rPr>
@@ -14005,6 +14007,7 @@
         </w:rPr>
         <w:t>"</w:t>
       </w:r>
+      <w:proofErr w:type="gramEnd"/>
       <w:r>
         <w:rPr>
           <w:rFonts w:ascii="Latha" w:hAnsi="Latha" w:cs="Latha"/>
